--- a/项目进展与价值分析.docx
+++ b/项目进展与价值分析.docx
@@ -1,5 +1,5 @@
 
-<file path=word/document.xml><?xml version="1.0" encoding="UTF-8" standalone="yes"?><w:document mc:Ignorable="w14 w15 wp14" xmlns:wpc="http://schemas.microsoft.com/office/word/2010/wordprocessingCanvas" xmlns:mc="http://schemas.openxmlformats.org/markup-compatibility/2006" xmlns:o="urn:schemas-microsoft-com:office:office" xmlns:r="http://schemas.openxmlformats.org/officeDocument/2006/relationships" xmlns:m="http://schemas.openxmlformats.org/officeDocument/2006/math" xmlns:v="urn:schemas-microsoft-com:vml" xmlns:wp14="http://schemas.microsoft.com/office/word/2010/wordprocessingDrawing" xmlns:wp="http://schemas.openxmlformats.org/drawingml/2006/wordprocessingDrawing" xmlns:w10="urn:schemas-microsoft-com:office:word" xmlns:w="http://schemas.openxmlformats.org/wordprocessingml/2006/main" xmlns:w14="http://schemas.microsoft.com/office/word/2010/wordml" xmlns:w15="http://schemas.microsoft.com/office/word/2012/wordml" xmlns:wpg="http://schemas.microsoft.com/office/word/2010/wordprocessingGroup" xmlns:wpi="http://schemas.microsoft.com/office/word/2010/wordprocessingInk" xmlns:wne="http://schemas.microsoft.com/office/word/2006/wordml" xmlns:wps="http://schemas.microsoft.com/office/word/2010/wordprocessingShape" xmlns:cx="http://schemas.microsoft.com/office/drawing/2014/chartex" xmlns:cx1="http://schemas.microsoft.com/office/drawing/2015/9/8/chartex" xmlns:cx2="http://schemas.microsoft.com/office/drawing/2015/10/21/chartex" xmlns:cx3="http://schemas.microsoft.com/office/drawing/2016/5/9/chartex" xmlns:cx4="http://schemas.microsoft.com/office/drawing/2016/5/10/chartex" xmlns:cx5="http://schemas.microsoft.com/office/drawing/2016/5/11/chartex" xmlns:cx6="http://schemas.microsoft.com/office/drawing/2016/5/12/chartex" xmlns:cx7="http://schemas.microsoft.com/office/drawing/2016/5/13/chartex" xmlns:cx8="http://schemas.microsoft.com/office/drawing/2016/5/14/chartex" xmlns:aink="http://schemas.microsoft.com/office/drawing/2016/ink" xmlns:am3d="http://schemas.microsoft.com/office/drawing/2017/model3d" xmlns:w16cex="http://schemas.microsoft.com/office/word/2018/wordml/cex" xmlns:w16cid="http://schemas.microsoft.com/office/word/2016/wordml/cid" xmlns:w16="http://schemas.microsoft.com/office/word/2018/wordml" xmlns:w16sdtdh="http://schemas.microsoft.com/office/word/2020/wordml/sdtdatahash" xmlns:w16se="http://schemas.microsoft.com/office/word/2015/wordml/symex"><w:body><w:p><w:pPr><w:spacing w:after="80"/><w:jc w:val="center"/></w:pPr><w:r><w:rPr><w:rFonts w:ascii="Arial" w:eastAsia="Microsoft YaHei" w:hAnsi="Arial"/><w:b/><w:bCs/><w:color w:val="1F3864"/><w:sz w:val="40"/><w:szCs w:val="40"/></w:rPr><w:t xml:space="preserve">晶圆厂AI原生的智能制造平台</w:t></w:r></w:p><w:p><w:pPr><w:spacing w:after="40"/><w:jc w:val="center"/></w:pPr><w:r><w:rPr><w:rFonts w:ascii="Arial" w:eastAsia="Microsoft YaHei" w:hAnsi="Arial"/><w:b/><w:bCs/><w:color w:val="2E75B6"/><w:sz w:val="28"/><w:szCs w:val="28"/></w:rPr><w:t xml:space="preserve">项目进展与价值分析</w:t></w:r></w:p><w:p><w:pPr><w:spacing w:after="240"/><w:jc w:val="center"/></w:pPr><w:r><w:rPr><w:rFonts w:ascii="Arial" w:eastAsia="Microsoft YaHei" w:hAnsi="Arial"/><w:color w:val="888888"/><w:sz w:val="20"/><w:szCs w:val="20"/></w:rPr><w:t xml:space="preserve">（代码/仓库名：fab-mes）</w:t></w:r></w:p><w:p><w:pPr><w:pStyle w:val="Heading1"/></w:pPr><w:r><w:rPr><w:rFonts w:ascii="Arial" w:eastAsia="Microsoft YaHei" w:hAnsi="Arial"/><w:b/><w:bCs/></w:rPr><w:t xml:space="preserve">一、摘要</w:t></w:r></w:p><w:p><w:pPr><w:spacing w:after="120"/></w:pPr><w:r><w:rPr><w:rFonts w:ascii="Arial" w:eastAsia="Microsoft YaHei" w:hAnsi="Arial"/></w:rPr><w:t xml:space="preserve">本平台是面向晶圆厂的「AI 原生的智能制造平台」——用一套 AI 原生闭环（五大智能引擎 + APC 先进过程控制 + Agent 问答副驾），把订单、设备、量测、仓储、交付这些原本断裂的环节，用「数字主线」焊成一条完整智能体系。它不是替换客户已有的 MES/ERP，而是只修主轴断裂处，因此落地风险低、可渐进。</w:t></w:r></w:p><w:p><w:pPr><w:spacing w:after="120"/></w:pPr><w:r><w:rPr><w:rFonts w:ascii="Arial" w:eastAsia="Microsoft YaHei" w:hAnsi="Arial"/></w:rPr><w:t xml:space="preserve">截至 2026-08-31，平台已完成两条业务主线的端到端贯通（OTD 订单→交付、NPI 设计→流片）、设备协议级 SECS/GEM 真实联调、数据资产时序库 + 三引擎 AI 自学习、预测性主动告警，并已在公网服务器部署运行（开机自启、7 端口全活）。所有核心能力均通过自动化回归（6/6 用例、25/0 失败项）验证。</w:t></w:r></w:p><w:p><w:pPr><w:pStyle w:val="Heading1"/></w:pPr><w:r><w:rPr><w:rFonts w:ascii="Arial" w:eastAsia="Microsoft YaHei" w:hAnsi="Arial"/><w:b/><w:bCs/></w:rPr><w:t xml:space="preserve">二、具体进展（已落地、已验证）</w:t></w:r></w:p><w:p><w:pPr><w:pStyle w:val="Heading2"/></w:pPr><w:r><w:rPr><w:rFonts w:ascii="Arial" w:eastAsia="Microsoft YaHei" w:hAnsi="Arial"/><w:b/><w:bCs/></w:rPr><w:t xml:space="preserve">1. 两条业务主轴贯通</w:t></w:r></w:p><0/><w:p><w:pPr><w:pStyle w:val="Heading2"/></w:pPr><w:r><w:rPr><w:rFonts w:ascii="Arial" w:eastAsia="Microsoft YaHei" w:hAnsi="Arial"/><w:b/><w:bCs/></w:rPr><w:t xml:space="preserve">2. AI 原生闭环（五大引擎 + Agent 副驾）</w:t></w:r></w:p><0/><w:p><w:pPr><w:pStyle w:val="Heading2"/></w:pPr><w:r><w:rPr><w:rFonts w:ascii="Arial" w:eastAsia="Microsoft YaHei" w:hAnsi="Arial"/><w:b/><w:bCs/></w:rPr><w:t xml:space="preserve">3. 设备协议级打通（SECS/GEM 真实联调）</w:t></w:r></w:p><0/><w:p><w:pPr><w:pStyle w:val="Heading2"/></w:pPr><w:r><w:rPr><w:rFonts w:ascii="Arial" w:eastAsia="Microsoft YaHei" w:hAnsi="Arial"/><w:b/><w:bCs/></w:rPr><w:t xml:space="preserve">4. 数字主线与孪生</w:t></w:r></w:p><0/><w:p><w:pPr><w:pStyle w:val="Heading2"/></w:pPr><w:r><w:rPr><w:rFonts w:ascii="Arial" w:eastAsia="Microsoft YaHei" w:hAnsi="Arial"/><w:b/><w:bCs/></w:rPr><w:t xml:space="preserve">5. 数据资产 + AI 自学习</w:t></w:r></w:p><0/><w:p><w:pPr><w:pStyle w:val="Heading2"/></w:pPr><w:r><w:rPr><w:rFonts w:ascii="Arial" w:eastAsia="Microsoft YaHei" w:hAnsi="Arial"/><w:b/><w:bCs/></w:rPr><w:t xml:space="preserve">6. 预测与主动告警</w:t></w:r></w:p><0/><w:p><w:pPr><w:pStyle w:val="Heading2"/></w:pPr><w:r><w:rPr><w:rFonts w:ascii="Arial" w:eastAsia="Microsoft YaHei" w:hAnsi="Arial"/><w:b/><w:bCs/></w:rPr><w:t xml:space="preserve">7. 对外标杆样品（可一键复现 + 交付凭证）</w:t></w:r></w:p><0/><w:p><w:pPr><w:pStyle w:val="Heading2"/></w:pPr><w:r><w:rPr><w:rFonts w:ascii="Arial" w:eastAsia="Microsoft YaHei" w:hAnsi="Arial"/><w:b/><w:bCs/></w:rPr><w:t xml:space="preserve">8. 公网部署（已上服务器）</w:t></w:r></w:p><0/><w:p><w:r><w:br w:type="page"/></w:r></w:p><w:p><w:pPr><w:pStyle w:val="Heading1"/></w:pPr><w:r><w:rPr><w:rFonts w:ascii="Arial" w:eastAsia="Microsoft YaHei" w:hAnsi="Arial"/><w:b/><w:bCs/></w:rPr><w:t xml:space="preserve">三、当前验证状态（量化证据）</w:t></w:r></w:p><w:tbl><w:tblPr><w:tblW w:type="dxa" w:w="9360"/><w:tblBorders><w:top w:val="single" w:color="auto" w:sz="4"/><w:left w:val="single" w:color="auto" w:sz="4"/><w:bottom w:val="single" w:color="auto" w:sz="4"/><w:right w:val="single" w:color="auto" w:sz="4"/><w:insideH w:val="single" w:color="auto" w:sz="4"/><w:insideV w:val="single" w:color="auto" w:sz="4"/></w:tblBorders></w:tblPr><w:tblGrid><w:gridCol w:w="4000"/><w:gridCol w:w="5360"/></w:tblGrid><w:tr><w:tc><w:tcPr><w:tcW w:type="dxa" w:w="3000"/><w:tcBorders><w:top w:val="single" w:color="CCCCCC" w:sz="1"/><w:left w:val="single" w:color="CCCCCC" w:sz="1"/><w:bottom w:val="single" w:color="CCCCCC" w:sz="1"/><w:right w:val="single" w:color="CCCCCC" w:sz="1"/></w:tcBorders><w:shd w:fill="D5E8F0" w:val="clear"/><w:tcMar><w:top w:type="dxa" w:w="60"/><w:left w:type="dxa" w:w="100"/><w:bottom w:type="dxa" w:w="60"/><w:right w:type="dxa" w:w="100"/></w:tcMar></w:tcPr><w:p><w:pPr><w:jc w:val="left"/></w:pPr><w:r><w:rPr><w:rFonts w:ascii="Arial" w:eastAsia="Microsoft YaHei" w:hAnsi="Arial"/><w:b/><w:bCs/></w:rPr><w:t xml:space="preserve">验证项</w:t></w:r></w:p></w:tc><w:tc><w:tcPr><w:tcW w:type="dxa" w:w="3000"/><w:tcBorders><w:top w:val="single" w:color="CCCCCC" w:sz="1"/><w:left w:val="single" w:color="CCCCCC" w:sz="1"/><w:bottom w:val="single" w:color="CCCCCC" w:sz="1"/><w:right w:val="single" w:color="CCCCCC" w:sz="1"/></w:tcBorders><w:shd w:fill="D5E8F0" w:val="clear"/><w:tcMar><w:top w:type="dxa" w:w="60"/><w:left w:type="dxa" w:w="100"/><w:bottom w:type="dxa" w:w="60"/><w:right w:type="dxa" w:w="100"/></w:tcMar></w:tcPr><w:p><w:pPr><w:jc w:val="left"/></w:pPr><w:r><w:rPr><w:rFonts w:ascii="Arial" w:eastAsia="Microsoft YaHei" w:hAnsi="Arial"/><w:b/><w:bCs/></w:rPr><w:t xml:space="preserve">结果</w:t></w:r></w:p></w:tc></w:tr><w:tr><w:tc><w:tcPr><w:tcW w:type="dxa" w:w="3000"/><w:tcBorders><w:top w:val="single" w:color="CCCCCC" w:sz="1"/><w:left w:val="single" w:color="CCCCCC" w:sz="1"/><w:bottom w:val="single" w:color="CCCCCC" w:sz="1"/><w:right w:val="single" w:color="CCCCCC" w:sz="1"/></w:tcBorders><w:shd w:fill="FFFFFF" w:val="clear"/><w:tcMar><w:top w:type="dxa" w:w="60"/><w:left w:type="dxa" w:w="100"/><w:bottom w:type="dxa" w:w="60"/><w:right w:type="dxa" w:w="100"/></w:tcMar></w:tcPr><w:p><w:pPr><w:jc w:val="left"/></w:pPr><w:r><w:rPr><w:rFonts w:ascii="Arial" w:eastAsia="Microsoft YaHei" w:hAnsi="Arial"/><w:b w:val="false"/><w:bCs w:val="false"/></w:rPr><w:t xml:space="preserve">自动化回归 verify-all</w:t></w:r></w:p></w:tc><w:tc><w:tcPr><w:tcW w:type="dxa" w:w="3000"/><w:tcBorders><w:top w:val="single" w:color="CCCCCC" w:sz="1"/><w:left w:val="single" w:color="CCCCCC" w:sz="1"/><w:bottom w:val="single" w:color="CCCCCC" w:sz="1"/><w:right w:val="single" w:color="CCCCCC" w:sz="1"/></w:tcBorders><w:shd w:fill="FFFFFF" w:val="clear"/><w:tcMar><w:top w:type="dxa" w:w="60"/><w:left w:type="dxa" w:w="100"/><w:bottom w:type="dxa" w:w="60"/><w:right w:type="dxa" w:w="100"/></w:tcMar></w:tcPr><w:p><w:pPr><w:jc w:val="left"/></w:pPr><w:r><w:rPr><w:rFonts w:ascii="Arial" w:eastAsia="Microsoft YaHei" w:hAnsi="Arial"/><w:b w:val="false"/><w:bCs w:val="false"/></w:rPr><w:t xml:space="preserve">6/6 用例通过，25/0 失败项</w:t></w:r></w:p></w:tc></w:tr><w:tr><w:tc><w:tcPr><w:tcW w:type="dxa" w:w="3000"/><w:tcBorders><w:top w:val="single" w:color="CCCCCC" w:sz="1"/><w:left w:val="single" w:color="CCCCCC" w:sz="1"/><w:bottom w:val="single" w:color="CCCCCC" w:sz="1"/><w:right w:val="single" w:color="CCCCCC" w:sz="1"/></w:tcBorders><w:shd w:fill="FFFFFF" w:val="clear"/><w:tcMar><w:top w:type="dxa" w:w="60"/><w:left w:type="dxa" w:w="100"/><w:bottom w:type="dxa" w:w="60"/><w:right w:type="dxa" w:w="100"/></w:tcMar></w:tcPr><w:p><w:pPr><w:jc w:val="left"/></w:pPr><w:r><w:rPr><w:rFonts w:ascii="Arial" w:eastAsia="Microsoft YaHei" w:hAnsi="Arial"/><w:b w:val="false"/><w:bCs w:val="false"/></w:rPr><w:t xml:space="preserve">MES 健康</w:t></w:r></w:p></w:tc><w:tc><w:tcPr><w:tcW w:type="dxa" w:w="3000"/><w:tcBorders><w:top w:val="single" w:color="CCCCCC" w:sz="1"/><w:left w:val="single" w:color="CCCCCC" w:sz="1"/><w:bottom w:val="single" w:color="CCCCCC" w:sz="1"/><w:right w:val="single" w:color="CCCCCC" w:sz="1"/></w:tcBorders><w:shd w:fill="FFFFFF" w:val="clear"/><w:tcMar><w:top w:type="dxa" w:w="60"/><w:left w:type="dxa" w:w="100"/><w:bottom w:type="dxa" w:w="60"/><w:right w:type="dxa" w:w="100"/></w:tcMar></w:tcPr><w:p><w:pPr><w:jc w:val="left"/></w:pPr><w:r><w:rPr><w:rFonts w:ascii="Arial" w:eastAsia="Microsoft YaHei" w:hAnsi="Arial"/><w:b w:val="false"/><w:bCs w:val="false"/></w:rPr><w:t xml:space="preserve">192 个机台，事件流 seq 12.5 万+ 持续滚动</w:t></w:r></w:p></w:tc></w:tr><w:tr><w:tc><w:tcPr><w:tcW w:type="dxa" w:w="3000"/><w:tcBorders><w:top w:val="single" w:color="CCCCCC" w:sz="1"/><w:left w:val="single" w:color="CCCCCC" w:sz="1"/><w:bottom w:val="single" w:color="CCCCCC" w:sz="1"/><w:right w:val="single" w:color="CCCCCC" w:sz="1"/></w:tcBorders><w:shd w:fill="FFFFFF" w:val="clear"/><w:tcMar><w:top w:type="dxa" w:w="60"/><w:left w:type="dxa" w:w="100"/><w:bottom w:type="dxa" w:w="60"/><w:right w:type="dxa" w:w="100"/></w:tcMar></w:tcPr><w:p><w:pPr><w:jc w:val="left"/></w:pPr><w:r><w:rPr><w:rFonts w:ascii="Arial" w:eastAsia="Microsoft YaHei" w:hAnsi="Arial"/><w:b w:val="false"/><w:bCs w:val="false"/></w:rPr><w:t xml:space="preserve">EAP 设备</w:t></w:r></w:p></w:tc><w:tc><w:tcPr><w:tcW w:type="dxa" w:w="3000"/><w:tcBorders><w:top w:val="single" w:color="CCCCCC" w:sz="1"/><w:left w:val="single" w:color="CCCCCC" w:sz="1"/><w:bottom w:val="single" w:color="CCCCCC" w:sz="1"/><w:right w:val="single" w:color="CCCCCC" w:sz="1"/></w:tcBorders><w:shd w:fill="FFFFFF" w:val="clear"/><w:tcMar><w:top w:type="dxa" w:w="60"/><w:left w:type="dxa" w:w="100"/><w:bottom w:type="dxa" w:w="60"/><w:right w:type="dxa" w:w="100"/></w:tcMar></w:tcPr><w:p><w:pPr><w:jc w:val="left"/></w:pPr><w:r><w:rPr><w:rFonts w:ascii="Arial" w:eastAsia="Microsoft YaHei" w:hAnsi="Arial"/><w:b w:val="false"/><w:bCs w:val="false"/></w:rPr><w:t xml:space="preserve">3/3 在线（HSMS 会话已建立）</w:t></w:r></w:p></w:tc></w:tr><w:tr><w:tc><w:tcPr><w:tcW w:type="dxa" w:w="3000"/><w:tcBorders><w:top w:val="single" w:color="CCCCCC" w:sz="1"/><w:left w:val="single" w:color="CCCCCC" w:sz="1"/><w:bottom w:val="single" w:color="CCCCCC" w:sz="1"/><w:right w:val="single" w:color="CCCCCC" w:sz="1"/></w:tcBorders><w:shd w:fill="FFFFFF" w:val="clear"/><w:tcMar><w:top w:type="dxa" w:w="60"/><w:left w:type="dxa" w:w="100"/><w:bottom w:type="dxa" w:w="60"/><w:right w:type="dxa" w:w="100"/></w:tcMar></w:tcPr><w:p><w:pPr><w:jc w:val="left"/></w:pPr><w:r><w:rPr><w:rFonts w:ascii="Arial" w:eastAsia="Microsoft YaHei" w:hAnsi="Arial"/><w:b w:val="false"/><w:bCs w:val="false"/></w:rPr><w:t xml:space="preserve">TSDB 数据资产</w:t></w:r></w:p></w:tc><w:tc><w:tcPr><w:tcW w:type="dxa" w:w="3000"/><w:tcBorders><w:top w:val="single" w:color="CCCCCC" w:sz="1"/><w:left w:val="single" w:color="CCCCCC" w:sz="1"/><w:bottom w:val="single" w:color="CCCCCC" w:sz="1"/><w:right w:val="single" w:color="CCCCCC" w:sz="1"/></w:tcBorders><w:shd w:fill="FFFFFF" w:val="clear"/><w:tcMar><w:top w:type="dxa" w:w="60"/><w:left w:type="dxa" w:w="100"/><w:bottom w:type="dxa" w:w="60"/><w:right w:type="dxa" w:w="100"/></w:tcMar></w:tcPr><w:p><w:pPr><w:jc w:val="left"/></w:pPr><w:r><w:rPr><w:rFonts w:ascii="Arial" w:eastAsia="Microsoft YaHei" w:hAnsi="Arial"/><w:b w:val="false"/><w:bCs w:val="false"/></w:rPr><w:t xml:space="preserve">回填 6 万+ 条，实时持续入库</w:t></w:r></w:p></w:tc></w:tr><w:tr><w:tc><w:tcPr><w:tcW w:type="dxa" w:w="3000"/><w:tcBorders><w:top w:val="single" w:color="CCCCCC" w:sz="1"/><w:left w:val="single" w:color="CCCCCC" w:sz="1"/><w:bottom w:val="single" w:color="CCCCCC" w:sz="1"/><w:right w:val="single" w:color="CCCCCC" w:sz="1"/></w:tcBorders><w:shd w:fill="FFFFFF" w:val="clear"/><w:tcMar><w:top w:type="dxa" w:w="60"/><w:left w:type="dxa" w:w="100"/><w:bottom w:type="dxa" w:w="60"/><w:right w:type="dxa" w:w="100"/></w:tcMar></w:tcPr><w:p><w:pPr><w:jc w:val="left"/></w:pPr><w:r><w:rPr><w:rFonts w:ascii="Arial" w:eastAsia="Microsoft YaHei" w:hAnsi="Arial"/><w:b w:val="false"/><w:bCs w:val="false"/></w:rPr><w:t xml:space="preserve">AI 自学习成效</w:t></w:r></w:p></w:tc><w:tc><w:tcPr><w:tcW w:type="dxa" w:w="3000"/><w:tcBorders><w:top w:val="single" w:color="CCCCCC" w:sz="1"/><w:left w:val="single" w:color="CCCCCC" w:sz="1"/><w:bottom w:val="single" w:color="CCCCCC" w:sz="1"/><w:right w:val="single" w:color="CCCCCC" w:sz="1"/></w:tcBorders><w:shd w:fill="FFFFFF" w:val="clear"/><w:tcMar><w:top w:type="dxa" w:w="60"/><w:left w:type="dxa" w:w="100"/><w:bottom w:type="dxa" w:w="60"/><w:right w:type="dxa" w:w="100"/></w:tcMar></w:tcPr><w:p><w:pPr><w:jc w:val="left"/></w:pPr><w:r><w:rPr><w:rFonts w:ascii="Arial" w:eastAsia="Microsoft YaHei" w:hAnsi="Arial"/><w:b w:val="false"/><w:bCs w:val="false"/></w:rPr><w:t xml:space="preserve">APC kp 0.5→0.787；VM MAE 降 96.7%</w:t></w:r></w:p></w:tc></w:tr><w:tr><w:tc><w:tcPr><w:tcW w:type="dxa" w:w="3000"/><w:tcBorders><w:top w:val="single" w:color="CCCCCC" w:sz="1"/><w:left w:val="single" w:color="CCCCCC" w:sz="1"/><w:bottom w:val="single" w:color="CCCCCC" w:sz="1"/><w:right w:val="single" w:color="CCCCCC" w:sz="1"/></w:tcBorders><w:shd w:fill="FFFFFF" w:val="clear"/><w:tcMar><w:top w:type="dxa" w:w="60"/><w:left w:type="dxa" w:w="100"/><w:bottom w:type="dxa" w:w="60"/><w:right w:type="dxa" w:w="100"/></w:tcMar></w:tcPr><w:p><w:pPr><w:jc w:val="left"/></w:pPr><w:r><w:rPr><w:rFonts w:ascii="Arial" w:eastAsia="Microsoft YaHei" w:hAnsi="Arial"/><w:b w:val="false"/><w:bCs w:val="false"/></w:rPr><w:t xml:space="preserve">第一单样品</w:t></w:r></w:p></w:tc><w:tc><w:tcPr><w:tcW w:type="dxa" w:w="3000"/><w:tcBorders><w:top w:val="single" w:color="CCCCCC" w:sz="1"/><w:left w:val="single" w:color="CCCCCC" w:sz="1"/><w:bottom w:val="single" w:color="CCCCCC" w:sz="1"/><w:right w:val="single" w:color="CCCCCC" w:sz="1"/></w:tcBorders><w:shd w:fill="FFFFFF" w:val="clear"/><w:tcMar><w:top w:type="dxa" w:w="60"/><w:left w:type="dxa" w:w="100"/><w:bottom w:type="dxa" w:w="60"/><w:right w:type="dxa" w:w="100"/></w:tcMar></w:tcPr><w:p><w:pPr><w:jc w:val="left"/></w:pPr><w:r><w:rPr><w:rFonts w:ascii="Arial" w:eastAsia="Microsoft YaHei" w:hAnsi="Arial"/><w:b w:val="false"/><w:bCs w:val="false"/></w:rPr><w:t xml:space="preserve">SO→CLOSED→AR ¥2,100,000，363 事件，~39s</w:t></w:r></w:p></w:tc></w:tr><w:tr><w:tc><w:tcPr><w:tcW w:type="dxa" w:w="3000"/><w:tcBorders><w:top w:val="single" w:color="CCCCCC" w:sz="1"/><w:left w:val="single" w:color="CCCCCC" w:sz="1"/><w:bottom w:val="single" w:color="CCCCCC" w:sz="1"/><w:right w:val="single" w:color="CCCCCC" w:sz="1"/></w:tcBorders><w:shd w:fill="FFFFFF" w:val="clear"/><w:tcMar><w:top w:type="dxa" w:w="60"/><w:left w:type="dxa" w:w="100"/><w:bottom w:type="dxa" w:w="60"/><w:right w:type="dxa" w:w="100"/></w:tcMar></w:tcPr><w:p><w:pPr><w:jc w:val="left"/></w:pPr><w:r><w:rPr><w:rFonts w:ascii="Arial" w:eastAsia="Microsoft YaHei" w:hAnsi="Arial"/><w:b w:val="false"/><w:bCs w:val="false"/></w:rPr><w:t xml:space="preserve">SECS/GEM 联调</w:t></w:r></w:p></w:tc><w:tc><w:tcPr><w:tcW w:type="dxa" w:w="3000"/><w:tcBorders><w:top w:val="single" w:color="CCCCCC" w:sz="1"/><w:left w:val="single" w:color="CCCCCC" w:sz="1"/><w:bottom w:val="single" w:color="CCCCCC" w:sz="1"/><w:right w:val="single" w:color="CCCCCC" w:sz="1"/></w:tcBorders><w:shd w:fill="FFFFFF" w:val="clear"/><w:tcMar><w:top w:type="dxa" w:w="60"/><w:left w:type="dxa" w:w="100"/><w:bottom w:type="dxa" w:w="60"/><w:right w:type="dxa" w:w="100"/></w:tcMar></w:tcPr><w:p><w:pPr><w:jc w:val="left"/></w:pPr><w:r><w:rPr><w:rFonts w:ascii="Arial" w:eastAsia="Microsoft YaHei" w:hAnsi="Arial"/><w:b w:val="false"/><w:bCs w:val="false"/></w:rPr><w:t xml:space="preserve">稳定 7/7（S2F41 SET_PARAM→ACK=0）</w:t></w:r></w:p></w:tc></w:tr><w:tr><w:tc><w:tcPr><w:tcW w:type="dxa" w:w="3000"/><w:tcBorders><w:top w:val="single" w:color="CCCCCC" w:sz="1"/><w:left w:val="single" w:color="CCCCCC" w:sz="1"/><w:bottom w:val="single" w:color="CCCCCC" w:sz="1"/><w:right w:val="single" w:color="CCCCCC" w:sz="1"/></w:tcBorders><w:shd w:fill="FFFFFF" w:val="clear"/><w:tcMar><w:top w:type="dxa" w:w="60"/><w:left w:type="dxa" w:w="100"/><w:bottom w:type="dxa" w:w="60"/><w:right w:type="dxa" w:w="100"/></w:tcMar></w:tcPr><w:p><w:pPr><w:jc w:val="left"/></w:pPr><w:r><w:rPr><w:rFonts w:ascii="Arial" w:eastAsia="Microsoft YaHei" w:hAnsi="Arial"/><w:b w:val="false"/><w:bCs w:val="false"/></w:rPr><w:t xml:space="preserve">公网部署</w:t></w:r></w:p></w:tc><w:tc><w:tcPr><w:tcW w:type="dxa" w:w="3000"/><w:tcBorders><w:top w:val="single" w:color="CCCCCC" w:sz="1"/><w:left w:val="single" w:color="CCCCCC" w:sz="1"/><w:bottom w:val="single" w:color="CCCCCC" w:sz="1"/><w:right w:val="single" w:color="CCCCCC" w:sz="1"/></w:tcBorders><w:shd w:fill="FFFFFF" w:val="clear"/><w:tcMar><w:top w:type="dxa" w:w="60"/><w:left w:type="dxa" w:w="100"/><w:bottom w:type="dxa" w:w="60"/><w:right w:type="dxa" w:w="100"/></w:tcMar></w:tcPr><w:p><w:pPr><w:jc w:val="left"/></w:pPr><w:r><w:rPr><w:rFonts w:ascii="Arial" w:eastAsia="Microsoft YaHei" w:hAnsi="Arial"/><w:b w:val="false"/><w:bCs w:val="false"/></w:rPr><w:t xml:space="preserve">7 端口全监听，systemd enabled，开机自启</w:t></w:r></w:p></w:tc></w:tr></w:tbl><w:p><w:pPr><w:pStyle w:val="Heading1"/></w:pPr><w:r><w:rPr><w:rFonts w:ascii="Arial" w:eastAsia="Microsoft YaHei" w:hAnsi="Arial"/><w:b/><w:bCs/></w:rPr><w:t xml:space="preserve">四、对未来价值</w:t></w:r></w:p><w:p><w:pPr><w:pStyle w:val="Heading2"/></w:pPr><w:r><w:rPr><w:rFonts w:ascii="Arial" w:eastAsia="Microsoft YaHei" w:hAnsi="Arial"/><w:b/><w:bCs/></w:rPr><w:t xml:space="preserve">战略价值：串主轴，不推翻</w:t></w:r></w:p><w:p><w:pPr><w:spacing w:after="120"/></w:pPr><w:r><w:rPr><w:rFonts w:ascii="Arial" w:eastAsia="Microsoft YaHei" w:hAnsi="Arial"/></w:rPr><w:t xml:space="preserve">只修主轴断裂处，不替换客户已有的 MES/ERP。这意味着客户无需「推倒重来」，落地阻力与风险大幅降低，可渐进式切入——这是区别于传统「大替换」方案的最强公约数。</w:t></w:r></w:p><w:p><w:pPr><w:pStyle w:val="Heading2"/></w:pPr><w:r><w:rPr><w:rFonts w:ascii="Arial" w:eastAsia="Microsoft YaHei" w:hAnsi="Arial"/><w:b/><w:bCs/></w:rPr><w:t xml:space="preserve">自主可控：不绑定任何厂商</w:t></w:r></w:p><w:p><w:pPr><w:spacing w:after="120"/></w:pPr><w:r><w:rPr><w:rFonts w:ascii="Arial" w:eastAsia="Microsoft YaHei" w:hAnsi="Arial"/></w:rPr><w:t xml:space="preserve">平台是纯粹 AI 原生闭环，不依赖、不受制于任何第三方商业套装（含传统 ERP 巨头）。外部系统仅作为可选数据源接入，原生闭环成熟即自然替代。不被任何厂商的路线图绑架，议价能力与可持续性都掌握在自己手里。</w:t></w:r></w:p><w:p><w:pPr><w:pStyle w:val="Heading2"/></w:pPr><w:r><w:rPr><w:rFonts w:ascii="Arial" w:eastAsia="Microsoft YaHei" w:hAnsi="Arial"/><w:b/><w:bCs/></w:rPr><w:t xml:space="preserve">商业价值：活的销售证据 + 完整智能体系叙事</w:t></w:r></w:p><w:p><w:pPr><w:spacing w:after="120"/></w:pPr><w:r><w:rPr><w:rFonts w:ascii="Arial" w:eastAsia="Microsoft YaHei" w:hAnsi="Arial"/></w:rPr><w:t xml:space="preserve">「完整智能体系 = 数字孪生 + 工业互联网(EAP/SECS-GEM) + 智能模型(五大引擎/APC/Agent) + 数字主线」。这套叙事加上可一键复现的标杆样品，是投标与方案宣讲中「不是 PPT、是真能跑」的硬实力。</w:t></w:r></w:p><w:p><w:pPr><w:pStyle w:val="Heading2"/></w:pPr><w:r><w:rPr><w:rFonts w:ascii="Arial" w:eastAsia="Microsoft YaHei" w:hAnsi="Arial"/><w:b/><w:bCs/></w:rPr><w:t xml:space="preserve">技术范式价值：从被动看板到主动智能</w:t></w:r></w:p><0/><w:p><w:pPr><w:pStyle w:val="Heading1"/></w:pPr><w:r><w:rPr><w:rFonts w:ascii="Arial" w:eastAsia="Microsoft YaHei" w:hAnsi="Arial"/><w:b/><w:bCs/></w:rPr><w:t xml:space="preserve">五、蓝图态与下一步（诚实的边界）</w:t></w:r></w:p><w:p><w:pPr><w:spacing w:after="120"/></w:pPr><w:r><w:rPr><w:rFonts w:ascii="Arial" w:eastAsia="Microsoft YaHei" w:hAnsi="Arial"/></w:rPr><w:t xml:space="preserve">以下能力当前为「蓝图态/占位」，不假装完成，是下一步可推进的方向：</w:t></w:r></w:p><w:tbl><w:tblPr><w:tblW w:type="dxa" w:w="9360"/><w:tblBorders><w:top w:val="single" w:color="auto" w:sz="4"/><w:left w:val="single" w:color="auto" w:sz="4"/><w:bottom w:val="single" w:color="auto" w:sz="4"/><w:right w:val="single" w:color="auto" w:sz="4"/><w:insideH w:val="single" w:color="auto" w:sz="4"/><w:insideV w:val="single" w:color="auto" w:sz="4"/></w:tblBorders></w:tblPr><w:tblGrid><w:gridCol w:w="2600"/><w:gridCol w:w="3560"/><w:gridCol w:w="3200"/></w:tblGrid><w:tr><w:tc><w:tcPr><w:tcW w:type="dxa" w:w="3000"/><w:tcBorders><w:top w:val="single" w:color="CCCCCC" w:sz="1"/><w:left w:val="single" w:color="CCCCCC" w:sz="1"/><w:bottom w:val="single" w:color="CCCCCC" w:sz="1"/><w:right w:val="single" w:color="CCCCCC" w:sz="1"/></w:tcBorders><w:shd w:fill="D5E8F0" w:val="clear"/><w:tcMar><w:top w:type="dxa" w:w="60"/><w:left w:type="dxa" w:w="100"/><w:bottom w:type="dxa" w:w="60"/><w:right w:type="dxa" w:w="100"/></w:tcMar></w:tcPr><w:p><w:pPr><w:jc w:val="left"/></w:pPr><w:r><w:rPr><w:rFonts w:ascii="Arial" w:eastAsia="Microsoft YaHei" w:hAnsi="Arial"/><w:b/><w:bCs/></w:rPr><w:t xml:space="preserve">方向</w:t></w:r></w:p></w:tc><w:tc><w:tcPr><w:tcW w:type="dxa" w:w="3000"/><w:tcBorders><w:top w:val="single" w:color="CCCCCC" w:sz="1"/><w:left w:val="single" w:color="CCCCCC" w:sz="1"/><w:bottom w:val="single" w:color="CCCCCC" w:sz="1"/><w:right w:val="single" w:color="CCCCCC" w:sz="1"/></w:tcBorders><w:shd w:fill="D5E8F0" w:val="clear"/><w:tcMar><w:top w:type="dxa" w:w="60"/><w:left w:type="dxa" w:w="100"/><w:bottom w:type="dxa" w:w="60"/><w:right w:type="dxa" w:w="100"/></w:tcMar></w:tcPr><w:p><w:pPr><w:jc w:val="left"/></w:pPr><w:r><w:rPr><w:rFonts w:ascii="Arial" w:eastAsia="Microsoft YaHei" w:hAnsi="Arial"/><w:b/><w:bCs/></w:rPr><w:t xml:space="preserve">当前状态</w:t></w:r></w:p></w:tc><w:tc><w:tcPr><w:tcW w:type="dxa" w:w="3000"/><w:tcBorders><w:top w:val="single" w:color="CCCCCC" w:sz="1"/><w:left w:val="single" w:color="CCCCCC" w:sz="1"/><w:bottom w:val="single" w:color="CCCCCC" w:sz="1"/><w:right w:val="single" w:color="CCCCCC" w:sz="1"/></w:tcBorders><w:shd w:fill="D5E8F0" w:val="clear"/><w:tcMar><w:top w:type="dxa" w:w="60"/><w:left w:type="dxa" w:w="100"/><w:bottom w:type="dxa" w:w="60"/><w:right w:type="dxa" w:w="100"/></w:tcMar></w:tcPr><w:p><w:pPr><w:jc w:val="left"/></w:pPr><w:r><w:rPr><w:rFonts w:ascii="Arial" w:eastAsia="Microsoft YaHei" w:hAnsi="Arial"/><w:b/><w:bCs/></w:rPr><w:t xml:space="preserve">下一步</w:t></w:r></w:p></w:tc></w:tr><w:tr><w:tc><w:tcPr><w:tcW w:type="dxa" w:w="3000"/><w:tcBorders><w:top w:val="single" w:color="CCCCCC" w:sz="1"/><w:left w:val="single" w:color="CCCCCC" w:sz="1"/><w:bottom w:val="single" w:color="CCCCCC" w:sz="1"/><w:right w:val="single" w:color="CCCCCC" w:sz="1"/></w:tcBorders><w:shd w:fill="FFFFFF" w:val="clear"/><w:tcMar><w:top w:type="dxa" w:w="60"/><w:left w:type="dxa" w:w="100"/><w:bottom w:type="dxa" w:w="60"/><w:right w:type="dxa" w:w="100"/></w:tcMar></w:tcPr><w:p><w:pPr><w:jc w:val="left"/></w:pPr><w:r><w:rPr><w:rFonts w:ascii="Arial" w:eastAsia="Microsoft YaHei" w:hAnsi="Arial"/><w:b w:val="false"/><w:bCs w:val="false"/></w:rPr><w:t xml:space="preserve">多租户行级隔离</w:t></w:r></w:p></w:tc><w:tc><w:tcPr><w:tcW w:type="dxa" w:w="3000"/><w:tcBorders><w:top w:val="single" w:color="CCCCCC" w:sz="1"/><w:left w:val="single" w:color="CCCCCC" w:sz="1"/><w:bottom w:val="single" w:color="CCCCCC" w:sz="1"/><w:right w:val="single" w:color="CCCCCC" w:sz="1"/></w:tcBorders><w:shd w:fill="FFFFFF" w:val="clear"/><w:tcMar><w:top w:type="dxa" w:w="60"/><w:left w:type="dxa" w:w="100"/><w:bottom w:type="dxa" w:w="60"/><w:right w:type="dxa" w:w="100"/></w:tcMar></w:tcPr><w:p><w:pPr><w:jc w:val="left"/></w:pPr><w:r><w:rPr><w:rFonts w:ascii="Arial" w:eastAsia="Microsoft YaHei" w:hAnsi="Arial"/><w:b w:val="false"/><w:bCs w:val="false"/></w:rPr><w:t xml:space="preserve">蓝图态</w:t></w:r></w:p></w:tc><w:tc><w:tcPr><w:tcW w:type="dxa" w:w="3000"/><w:tcBorders><w:top w:val="single" w:color="CCCCCC" w:sz="1"/><w:left w:val="single" w:color="CCCCCC" w:sz="1"/><w:bottom w:val="single" w:color="CCCCCC" w:sz="1"/><w:right w:val="single" w:color="CCCCCC" w:sz="1"/></w:tcBorders><w:shd w:fill="FFFFFF" w:val="clear"/><w:tcMar><w:top w:type="dxa" w:w="60"/><w:left w:type="dxa" w:w="100"/><w:bottom w:type="dxa" w:w="60"/><w:right w:type="dxa" w:w="100"/></w:tcMar></w:tcPr><w:p><w:pPr><w:jc w:val="left"/></w:pPr><w:r><w:rPr><w:rFonts w:ascii="Arial" w:eastAsia="Microsoft YaHei" w:hAnsi="Arial"/><w:b w:val="false"/><w:bCs w:val="false"/></w:rPr><w:t xml:space="preserve">按租户隔离数据域</w:t></w:r></w:p></w:tc></w:tr><w:tr><w:tc><w:tcPr><w:tcW w:type="dxa" w:w="3000"/><w:tcBorders><w:top w:val="single" w:color="CCCCCC" w:sz="1"/><w:left w:val="single" w:color="CCCCCC" w:sz="1"/><w:bottom w:val="single" w:color="CCCCCC" w:sz="1"/><w:right w:val="single" w:color="CCCCCC" w:sz="1"/></w:tcBorders><w:shd w:fill="FFFFFF" w:val="clear"/><w:tcMar><w:top w:type="dxa" w:w="60"/><w:left w:type="dxa" w:w="100"/><w:bottom w:type="dxa" w:w="60"/><w:right w:type="dxa" w:w="100"/></w:tcMar></w:tcPr><w:p><w:pPr><w:jc w:val="left"/></w:pPr><w:r><w:rPr><w:rFonts w:ascii="Arial" w:eastAsia="Microsoft YaHei" w:hAnsi="Arial"/><w:b w:val="false"/><w:bCs w:val="false"/></w:rPr><w:t xml:space="preserve">真实外部系统对接</w:t></w:r></w:p></w:tc><w:tc><w:tcPr><w:tcW w:type="dxa" w:w="3000"/><w:tcBorders><w:top w:val="single" w:color="CCCCCC" w:sz="1"/><w:left w:val="single" w:color="CCCCCC" w:sz="1"/><w:bottom w:val="single" w:color="CCCCCC" w:sz="1"/><w:right w:val="single" w:color="CCCCCC" w:sz="1"/></w:tcBorders><w:shd w:fill="FFFFFF" w:val="clear"/><w:tcMar><w:top w:type="dxa" w:w="60"/><w:left w:type="dxa" w:w="100"/><w:bottom w:type="dxa" w:w="60"/><w:right w:type="dxa" w:w="100"/></w:tcMar></w:tcPr><w:p><w:pPr><w:jc w:val="left"/></w:pPr><w:r><w:rPr><w:rFonts w:ascii="Arial" w:eastAsia="Microsoft YaHei" w:hAnsi="Arial"/><w:b w:val="false"/><w:bCs w:val="false"/></w:rPr><w:t xml:space="preserve">通用接口 demo 占位</w:t></w:r></w:p></w:tc><w:tc><w:tcPr><w:tcW w:type="dxa" w:w="3000"/><w:tcBorders><w:top w:val="single" w:color="CCCCCC" w:sz="1"/><w:left w:val="single" w:color="CCCCCC" w:sz="1"/><w:bottom w:val="single" w:color="CCCCCC" w:sz="1"/><w:right w:val="single" w:color="CCCCCC" w:sz="1"/></w:tcBorders><w:shd w:fill="FFFFFF" w:val="clear"/><w:tcMar><w:top w:type="dxa" w:w="60"/><w:left w:type="dxa" w:w="100"/><w:bottom w:type="dxa" w:w="60"/><w:right w:type="dxa" w:w="100"/></w:tcMar></w:tcPr><w:p><w:pPr><w:jc w:val="left"/></w:pPr><w:r><w:rPr><w:rFonts w:ascii="Arial" w:eastAsia="Microsoft YaHei" w:hAnsi="Arial"/><w:b w:val="false"/><w:bCs w:val="false"/></w:rPr><w:t xml:space="preserve">接真实 SAP/用友 OData/BAPI（不绑定、可选）</w:t></w:r></w:p></w:tc></w:tr><w:tr><w:tc><w:tcPr><w:tcW w:type="dxa" w:w="3000"/><w:tcBorders><w:top w:val="single" w:color="CCCCCC" w:sz="1"/><w:left w:val="single" w:color="CCCCCC" w:sz="1"/><w:bottom w:val="single" w:color="CCCCCC" w:sz="1"/><w:right w:val="single" w:color="CCCCCC" w:sz="1"/></w:tcBorders><w:shd w:fill="FFFFFF" w:val="clear"/><w:tcMar><w:top w:type="dxa" w:w="60"/><w:left w:type="dxa" w:w="100"/><w:bottom w:type="dxa" w:w="60"/><w:right w:type="dxa" w:w="100"/></w:tcMar></w:tcPr><w:p><w:pPr><w:jc w:val="left"/></w:pPr><w:r><w:rPr><w:rFonts w:ascii="Arial" w:eastAsia="Microsoft YaHei" w:hAnsi="Arial"/><w:b w:val="false"/><w:bCs w:val="false"/></w:rPr><w:t xml:space="preserve">AI 模型</w:t></w:r></w:p></w:tc><w:tc><w:tcPr><w:tcW w:type="dxa" w:w="3000"/><w:tcBorders><w:top w:val="single" w:color="CCCCCC" w:sz="1"/><w:left w:val="single" w:color="CCCCCC" w:sz="1"/><w:bottom w:val="single" w:color="CCCCCC" w:sz="1"/><w:right w:val="single" w:color="CCCCCC" w:sz="1"/></w:tcBorders><w:shd w:fill="FFFFFF" w:val="clear"/><w:tcMar><w:top w:type="dxa" w:w="60"/><w:left w:type="dxa" w:w="100"/><w:bottom w:type="dxa" w:w="60"/><w:right w:type="dxa" w:w="100"/></w:tcMar></w:tcPr><w:p><w:pPr><w:jc w:val="left"/></w:pPr><w:r><w:rPr><w:rFonts w:ascii="Arial" w:eastAsia="Microsoft YaHei" w:hAnsi="Arial"/><w:b w:val="false"/><w:bCs w:val="false"/></w:rPr><w:t xml:space="preserve">规则/统计启发式</w:t></w:r></w:p></w:tc><w:tc><w:tcPr><w:tcW w:type="dxa" w:w="3000"/><w:tcBorders><w:top w:val="single" w:color="CCCCCC" w:sz="1"/><w:left w:val="single" w:color="CCCCCC" w:sz="1"/><w:bottom w:val="single" w:color="CCCCCC" w:sz="1"/><w:right w:val="single" w:color="CCCCCC" w:sz="1"/></w:tcBorders><w:shd w:fill="FFFFFF" w:val="clear"/><w:tcMar><w:top w:type="dxa" w:w="60"/><w:left w:type="dxa" w:w="100"/><w:bottom w:type="dxa" w:w="60"/><w:right w:type="dxa" w:w="100"/></w:tcMar></w:tcPr><w:p><w:pPr><w:jc w:val="left"/></w:pPr><w:r><w:rPr><w:rFonts w:ascii="Arial" w:eastAsia="Microsoft YaHei" w:hAnsi="Arial"/><w:b w:val="false"/><w:bCs w:val="false"/></w:rPr><w:t xml:space="preserve">引入在线再训练闭环</w:t></w:r></w:p></w:tc></w:tr><w:tr><w:tc><w:tcPr><w:tcW w:type="dxa" w:w="3000"/><w:tcBorders><w:top w:val="single" w:color="CCCCCC" w:sz="1"/><w:left w:val="single" w:color="CCCCCC" w:sz="1"/><w:bottom w:val="single" w:color="CCCCCC" w:sz="1"/><w:right w:val="single" w:color="CCCCCC" w:sz="1"/></w:tcBorders><w:shd w:fill="FFFFFF" w:val="clear"/><w:tcMar><w:top w:type="dxa" w:w="60"/><w:left w:type="dxa" w:w="100"/><w:bottom w:type="dxa" w:w="60"/><w:right w:type="dxa" w:w="100"/></w:tcMar></w:tcPr><w:p><w:pPr><w:jc w:val="left"/></w:pPr><w:r><w:rPr><w:rFonts w:ascii="Arial" w:eastAsia="Microsoft YaHei" w:hAnsi="Arial"/><w:b w:val="false"/><w:bCs w:val="false"/></w:rPr><w:t xml:space="preserve">WMS/协议适配器</w:t></w:r></w:p></w:tc><w:tc><w:tcPr><w:tcW w:type="dxa" w:w="3000"/><w:tcBorders><w:top w:val="single" w:color="CCCCCC" w:sz="1"/><w:left w:val="single" w:color="CCCCCC" w:sz="1"/><w:bottom w:val="single" w:color="CCCCCC" w:sz="1"/><w:right w:val="single" w:color="CCCCCC" w:sz="1"/></w:tcBorders><w:shd w:fill="FFFFFF" w:val="clear"/><w:tcMar><w:top w:type="dxa" w:w="60"/><w:left w:type="dxa" w:w="100"/><w:bottom w:type="dxa" w:w="60"/><w:right w:type="dxa" w:w="100"/></w:tcMar></w:tcPr><w:p><w:pPr><w:jc w:val="left"/></w:pPr><w:r><w:rPr><w:rFonts w:ascii="Arial" w:eastAsia="Microsoft YaHei" w:hAnsi="Arial"/><w:b w:val="false"/><w:bCs w:val="false"/></w:rPr><w:t xml:space="preserve">已接通主轴，真实协议 stub</w:t></w:r></w:p></w:tc><w:tc><w:tcPr><w:tcW w:type="dxa" w:w="3000"/><w:tcBorders><w:top w:val="single" w:color="CCCCCC" w:sz="1"/><w:left w:val="single" w:color="CCCCCC" w:sz="1"/><w:bottom w:val="single" w:color="CCCCCC" w:sz="1"/><w:right w:val="single" w:color="CCCCCC" w:sz="1"/></w:tcBorders><w:shd w:fill="FFFFFF" w:val="clear"/><w:tcMar><w:top w:type="dxa" w:w="60"/><w:left w:type="dxa" w:w="100"/><w:bottom w:type="dxa" w:w="60"/><w:right w:type="dxa" w:w="100"/></w:tcMar></w:tcPr><w:p><w:pPr><w:jc w:val="left"/></w:pPr><w:r><w:rPr><w:rFonts w:ascii="Arial" w:eastAsia="Microsoft YaHei" w:hAnsi="Arial"/><w:b w:val="false"/><w:bCs w:val="false"/></w:rPr><w:t xml:space="preserve">OPC-UA / EDA 真实适配</w:t></w:r></w:p></w:tc></w:tr><w:tr><w:tc><w:tcPr><w:tcW w:type="dxa" w:w="3000"/><w:tcBorders><w:top w:val="single" w:color="CCCCCC" w:sz="1"/><w:left w:val="single" w:color="CCCCCC" w:sz="1"/><w:bottom w:val="single" w:color="CCCCCC" w:sz="1"/><w:right w:val="single" w:color="CCCCCC" w:sz="1"/></w:tcBorders><w:shd w:fill="FFFFFF" w:val="clear"/><w:tcMar><w:top w:type="dxa" w:w="60"/><w:left w:type="dxa" w:w="100"/><w:bottom w:type="dxa" w:w="60"/><w:right w:type="dxa" w:w="100"/></w:tcMar></w:tcPr><w:p><w:pPr><w:jc w:val="left"/></w:pPr><w:r><w:rPr><w:rFonts w:ascii="Arial" w:eastAsia="Microsoft YaHei" w:hAnsi="Arial"/><w:b w:val="false"/><w:bCs w:val="false"/></w:rPr><w:t xml:space="preserve">公网 HTTPS</w:t></w:r></w:p></w:tc><w:tc><w:tcPr><w:tcW w:type="dxa" w:w="3000"/><w:tcBorders><w:top w:val="single" w:color="CCCCCC" w:sz="1"/><w:left w:val="single" w:color="CCCCCC" w:sz="1"/><w:bottom w:val="single" w:color="CCCCCC" w:sz="1"/><w:right w:val="single" w:color="CCCCCC" w:sz="1"/></w:tcBorders><w:shd w:fill="FFFFFF" w:val="clear"/><w:tcMar><w:top w:type="dxa" w:w="60"/><w:left w:type="dxa" w:w="100"/><w:bottom w:type="dxa" w:w="60"/><w:right w:type="dxa" w:w="100"/></w:tcMar></w:tcPr><w:p><w:pPr><w:jc w:val="left"/></w:pPr><w:r><w:rPr><w:rFonts w:ascii="Arial" w:eastAsia="Microsoft YaHei" w:hAnsi="Arial"/><w:b w:val="false"/><w:bCs w:val="false"/></w:rPr><w:t xml:space="preserve">待 DNS A 记录</w:t></w:r></w:p></w:tc><w:tc><w:tcPr><w:tcW w:type="dxa" w:w="3000"/><w:tcBorders><w:top w:val="single" w:color="CCCCCC" w:sz="1"/><w:left w:val="single" w:color="CCCCCC" w:sz="1"/><w:bottom w:val="single" w:color="CCCCCC" w:sz="1"/><w:right w:val="single" w:color="CCCCCC" w:sz="1"/></w:tcBorders><w:shd w:fill="FFFFFF" w:val="clear"/><w:tcMar><w:top w:type="dxa" w:w="60"/><w:left w:type="dxa" w:w="100"/><w:bottom w:type="dxa" w:w="60"/><w:right w:type="dxa" w:w="100"/></w:tcMar></w:tcPr><w:p><w:pPr><w:jc w:val="left"/></w:pPr><w:r><w:rPr><w:rFonts w:ascii="Arial" w:eastAsia="Microsoft YaHei" w:hAnsi="Arial"/><w:b w:val="false"/><w:bCs w:val="false"/></w:rPr><w:t xml:space="preserve">加 A 记录后 certbot 一键签发</w:t></w:r></w:p></w:tc></w:tr><w:tr><w:tc><w:tcPr><w:tcW w:type="dxa" w:w="3000"/><w:tcBorders><w:top w:val="single" w:color="CCCCCC" w:sz="1"/><w:left w:val="single" w:color="CCCCCC" w:sz="1"/><w:bottom w:val="single" w:color="CCCCCC" w:sz="1"/><w:right w:val="single" w:color="CCCCCC" w:sz="1"/></w:tcBorders><w:shd w:fill="FFFFFF" w:val="clear"/><w:tcMar><w:top w:type="dxa" w:w="60"/><w:left w:type="dxa" w:w="100"/><w:bottom w:type="dxa" w:w="60"/><w:right w:type="dxa" w:w="100"/></w:tcMar></w:tcPr><w:p><w:pPr><w:jc w:val="left"/></w:pPr><w:r><w:rPr><w:rFonts w:ascii="Arial" w:eastAsia="Microsoft YaHei" w:hAnsi="Arial"/><w:b w:val="false"/><w:bCs w:val="false"/></w:rPr><w:t xml:space="preserve">服务器安全</w:t></w:r></w:p></w:tc><w:tc><w:tcPr><w:tcW w:type="dxa" w:w="3000"/><w:tcBorders><w:top w:val="single" w:color="CCCCCC" w:sz="1"/><w:left w:val="single" w:color="CCCCCC" w:sz="1"/><w:bottom w:val="single" w:color="CCCCCC" w:sz="1"/><w:right w:val="single" w:color="CCCCCC" w:sz="1"/></w:tcBorders><w:shd w:fill="FFFFFF" w:val="clear"/><w:tcMar><w:top w:type="dxa" w:w="60"/><w:left w:type="dxa" w:w="100"/><w:bottom w:type="dxa" w:w="60"/><w:right w:type="dxa" w:w="100"/></w:tcMar></w:tcPr><w:p><w:pPr><w:jc w:val="left"/></w:pPr><w:r><w:rPr><w:rFonts w:ascii="Arial" w:eastAsia="Microsoft YaHei" w:hAnsi="Arial"/><w:b w:val="false"/><w:bCs w:val="false"/></w:rPr><w:t xml:space="preserve">部署密码曾明文</w:t></w:r></w:p></w:tc><w:tc><w:tcPr><w:tcW w:type="dxa" w:w="3000"/><w:tcBorders><w:top w:val="single" w:color="CCCCCC" w:sz="1"/><w:left w:val="single" w:color="CCCCCC" w:sz="1"/><w:bottom w:val="single" w:color="CCCCCC" w:sz="1"/><w:right w:val="single" w:color="CCCCCC" w:sz="1"/></w:tcBorders><w:shd w:fill="FFFFFF" w:val="clear"/><w:tcMar><w:top w:type="dxa" w:w="60"/><w:left w:type="dxa" w:w="100"/><w:bottom w:type="dxa" w:w="60"/><w:right w:type="dxa" w:w="100"/></w:tcMar></w:tcPr><w:p><w:pPr><w:jc w:val="left"/></w:pPr><w:r><w:rPr><w:rFonts w:ascii="Arial" w:eastAsia="Microsoft YaHei" w:hAnsi="Arial"/><w:b w:val="false"/><w:bCs w:val="false"/></w:rPr><w:t xml:space="preserve">稳定后改密、收敛 token</w:t></w:r></w:p></w:tc></w:tr></w:tbl><w:p><w:pPr><w:pStyle w:val="Heading1"/></w:pPr><w:r><w:rPr><w:rFonts w:ascii="Arial" w:eastAsia="Microsoft YaHei" w:hAnsi="Arial"/><w:b/><w:bCs/></w:rPr><w:t xml:space="preserve">附：关键事实速查</w:t></w:r></w:p><0/><w:sectPr><w:headerReference w:type="default" r:id="rId7"/><w:footerReference w:type="default" r:id="rId8"/><w:pgSz w:w="11906" w:h="16838" w:orient="portrait"/><w:pgMar w:top="1440" w:right="1440" w:bottom="1440" w:left="1440" w:header="708" w:footer="708" w:gutter="0"/><w:pgNumType/><w:docGrid w:linePitch="360"/></w:sectPr></w:body></w:document>
+<file path=word/document.xml><?xml version="1.0" encoding="UTF-8" standalone="yes"?><w:document mc:Ignorable="w14 w15 wp14" xmlns:wpc="http://schemas.microsoft.com/office/word/2010/wordprocessingCanvas" xmlns:mc="http://schemas.openxmlformats.org/markup-compatibility/2006" xmlns:o="urn:schemas-microsoft-com:office:office" xmlns:r="http://schemas.openxmlformats.org/officeDocument/2006/relationships" xmlns:m="http://schemas.openxmlformats.org/officeDocument/2006/math" xmlns:v="urn:schemas-microsoft-com:vml" xmlns:wp14="http://schemas.microsoft.com/office/word/2010/wordprocessingDrawing" xmlns:wp="http://schemas.openxmlformats.org/drawingml/2006/wordprocessingDrawing" xmlns:w10="urn:schemas-microsoft-com:office:word" xmlns:w="http://schemas.openxmlformats.org/wordprocessingml/2006/main" xmlns:w14="http://schemas.microsoft.com/office/word/2010/wordml" xmlns:w15="http://schemas.microsoft.com/office/word/2012/wordml" xmlns:wpg="http://schemas.microsoft.com/office/word/2010/wordprocessingGroup" xmlns:wpi="http://schemas.microsoft.com/office/word/2010/wordprocessingInk" xmlns:wne="http://schemas.microsoft.com/office/word/2006/wordml" xmlns:wps="http://schemas.microsoft.com/office/word/2010/wordprocessingShape" xmlns:cx="http://schemas.microsoft.com/office/drawing/2014/chartex" xmlns:cx1="http://schemas.microsoft.com/office/drawing/2015/9/8/chartex" xmlns:cx2="http://schemas.microsoft.com/office/drawing/2015/10/21/chartex" xmlns:cx3="http://schemas.microsoft.com/office/drawing/2016/5/9/chartex" xmlns:cx4="http://schemas.microsoft.com/office/drawing/2016/5/10/chartex" xmlns:cx5="http://schemas.microsoft.com/office/drawing/2016/5/11/chartex" xmlns:cx6="http://schemas.microsoft.com/office/drawing/2016/5/12/chartex" xmlns:cx7="http://schemas.microsoft.com/office/drawing/2016/5/13/chartex" xmlns:cx8="http://schemas.microsoft.com/office/drawing/2016/5/14/chartex" xmlns:aink="http://schemas.microsoft.com/office/drawing/2016/ink" xmlns:am3d="http://schemas.microsoft.com/office/drawing/2017/model3d" xmlns:w16cex="http://schemas.microsoft.com/office/word/2018/wordml/cex" xmlns:w16cid="http://schemas.microsoft.com/office/word/2016/wordml/cid" xmlns:w16="http://schemas.microsoft.com/office/word/2018/wordml" xmlns:w16sdtdh="http://schemas.microsoft.com/office/word/2020/wordml/sdtdatahash" xmlns:w16se="http://schemas.microsoft.com/office/word/2015/wordml/symex"><w:body><w:p><w:pPr><w:spacing w:after="80"/><w:jc w:val="center"/></w:pPr><w:r><w:rPr><w:rFonts w:ascii="Arial" w:eastAsia="Microsoft YaHei" w:hAnsi="Arial"/><w:b/><w:bCs/><w:color w:val="1F3864"/><w:sz w:val="40"/><w:szCs w:val="40"/></w:rPr><w:t xml:space="preserve">晶圆厂AI原生的智能制造平台</w:t></w:r></w:p><w:p><w:pPr><w:spacing w:after="40"/><w:jc w:val="center"/></w:pPr><w:r><w:rPr><w:rFonts w:ascii="Arial" w:eastAsia="Microsoft YaHei" w:hAnsi="Arial"/><w:b/><w:bCs/><w:color w:val="2E75B6"/><w:sz w:val="28"/><w:szCs w:val="28"/></w:rPr><w:t xml:space="preserve">项目进展与价值分析</w:t></w:r></w:p><w:p><w:pPr><w:spacing w:after="240"/><w:jc w:val="center"/></w:pPr><w:r><w:rPr><w:rFonts w:ascii="Arial" w:eastAsia="Microsoft YaHei" w:hAnsi="Arial"/><w:color w:val="888888"/><w:sz w:val="20"/><w:szCs w:val="20"/></w:rPr><w:t xml:space="preserve">（代码/仓库名：fab-mes）</w:t></w:r></w:p><w:p><w:pPr><w:pStyle w:val="Heading1"/></w:pPr><w:r><w:rPr><w:rFonts w:ascii="Arial" w:eastAsia="Microsoft YaHei" w:hAnsi="Arial"/><w:b/><w:bCs/></w:rPr><w:t xml:space="preserve">一、摘要</w:t></w:r></w:p><w:p><w:pPr><w:spacing w:after="120"/></w:pPr><w:r><w:rPr><w:rFonts w:ascii="Arial" w:eastAsia="Microsoft YaHei" w:hAnsi="Arial"/></w:rPr><w:t xml:space="preserve">本平台是面向晶圆厂的「AI 原生的智能制造平台」——用一套 AI 原生闭环（五大智能引擎 + APC 先进过程控制 + Agent 问答副驾），把订单、设备、量测、仓储、交付这些原本断裂的环节，用「数字主线」焊成一条完整智能体系。它不是替换客户已有的 MES/ERP，而是只修主轴断裂处，因此落地风险低、可渐进。</w:t></w:r></w:p><w:p><w:pPr><w:spacing w:after="120"/></w:pPr><w:r><w:rPr><w:rFonts w:ascii="Arial" w:eastAsia="Microsoft YaHei" w:hAnsi="Arial"/></w:rPr><w:t xml:space="preserve">截至 2026-08-31，平台已完成两条业务主线的端到端贯通（OTD 订单→交付、NPI 设计→流片）、设备协议级 SECS/GEM 真实联调、数据资产时序库 + 三引擎 AI 自学习、预测性主动告警，并已在公网服务器部署运行（开机自启、7 端口全活）。所有核心能力均通过自动化回归（6/6 用例、25/0 失败项）验证。</w:t></w:r></w:p><w:p><w:pPr><w:pStyle w:val="Heading1"/></w:pPr><w:r><w:rPr><w:rFonts w:ascii="Arial" w:eastAsia="Microsoft YaHei" w:hAnsi="Arial"/><w:b/><w:bCs/></w:rPr><w:t xml:space="preserve">二、具体进展（已落地、已验证）</w:t></w:r></w:p><w:p><w:pPr><w:pStyle w:val="Heading2"/></w:pPr><w:r><w:rPr><w:rFonts w:ascii="Arial" w:eastAsia="Microsoft YaHei" w:hAnsi="Arial"/><w:b/><w:bCs/></w:rPr><w:t xml:space="preserve">1. 两条业务主轴贯通</w:t></w:r></w:p><0/><w:p><w:pPr><w:pStyle w:val="Heading2"/></w:pPr><w:r><w:rPr><w:rFonts w:ascii="Arial" w:eastAsia="Microsoft YaHei" w:hAnsi="Arial"/><w:b/><w:bCs/></w:rPr><w:t xml:space="preserve">2. AI 原生闭环（五大引擎 + Agent 副驾）</w:t></w:r></w:p><0/><w:p><w:pPr><w:pStyle w:val="Heading2"/></w:pPr><w:r><w:rPr><w:rFonts w:ascii="Arial" w:eastAsia="Microsoft YaHei" w:hAnsi="Arial"/><w:b/><w:bCs/></w:rPr><w:t xml:space="preserve">3. 设备协议级打通（SECS/GEM 真实联调）</w:t></w:r></w:p><0/><w:p><w:pPr><w:pStyle w:val="Heading2"/></w:pPr><w:r><w:rPr><w:rFonts w:ascii="Arial" w:eastAsia="Microsoft YaHei" w:hAnsi="Arial"/><w:b/><w:bCs/></w:rPr><w:t xml:space="preserve">4. 数字主线与孪生</w:t></w:r></w:p><0/><w:p><w:pPr><w:pStyle w:val="Heading2"/></w:pPr><w:r><w:rPr><w:rFonts w:ascii="Arial" w:eastAsia="Microsoft YaHei" w:hAnsi="Arial"/><w:b/><w:bCs/></w:rPr><w:t xml:space="preserve">5. 数据资产 + AI 自学习</w:t></w:r></w:p><0/><w:p><w:pPr><w:pStyle w:val="Heading2"/></w:pPr><w:r><w:rPr><w:rFonts w:ascii="Arial" w:eastAsia="Microsoft YaHei" w:hAnsi="Arial"/><w:b/><w:bCs/></w:rPr><w:t xml:space="preserve">6. 预测与主动告警</w:t></w:r></w:p><0/><w:p><w:pPr><w:pStyle w:val="Heading2"/></w:pPr><w:r><w:rPr><w:rFonts w:ascii="Arial" w:eastAsia="Microsoft YaHei" w:hAnsi="Arial"/><w:b/><w:bCs/></w:rPr><w:t xml:space="preserve">7. 对外标杆样品（可一键复现 + 交付凭证）</w:t></w:r></w:p><0/><w:p><w:pPr><w:pStyle w:val="Heading2"/></w:pPr><w:r><w:rPr><w:rFonts w:ascii="Arial" w:eastAsia="Microsoft YaHei" w:hAnsi="Arial"/><w:b/><w:bCs/></w:rPr><w:t xml:space="preserve">8. 公网部署（已上服务器）</w:t></w:r></w:p><0/><w:p><w:pPr><w:pStyle w:val="Heading2"/></w:pPr><w:r><w:rPr><w:rFonts w:ascii="Arial" w:eastAsia="Microsoft YaHei" w:hAnsi="Arial"/><w:b/><w:bCs/></w:rPr><w:t xml:space="preserve">9. LDA 设计→流片 · 常驻有机衔接</w:t></w:r></w:p><0/><w:p><w:r><w:br w:type="page"/></w:r></w:p><w:p><w:pPr><w:pStyle w:val="Heading1"/></w:pPr><w:r><w:rPr><w:rFonts w:ascii="Arial" w:eastAsia="Microsoft YaHei" w:hAnsi="Arial"/><w:b/><w:bCs/></w:rPr><w:t xml:space="preserve">三、当前验证状态（量化证据）</w:t></w:r></w:p><w:tbl><w:tblPr><w:tblW w:type="dxa" w:w="9360"/><w:tblBorders><w:top w:val="single" w:color="auto" w:sz="4"/><w:left w:val="single" w:color="auto" w:sz="4"/><w:bottom w:val="single" w:color="auto" w:sz="4"/><w:right w:val="single" w:color="auto" w:sz="4"/><w:insideH w:val="single" w:color="auto" w:sz="4"/><w:insideV w:val="single" w:color="auto" w:sz="4"/></w:tblBorders></w:tblPr><w:tblGrid><w:gridCol w:w="4000"/><w:gridCol w:w="5360"/></w:tblGrid><w:tr><w:tc><w:tcPr><w:tcW w:type="dxa" w:w="3000"/><w:tcBorders><w:top w:val="single" w:color="CCCCCC" w:sz="1"/><w:left w:val="single" w:color="CCCCCC" w:sz="1"/><w:bottom w:val="single" w:color="CCCCCC" w:sz="1"/><w:right w:val="single" w:color="CCCCCC" w:sz="1"/></w:tcBorders><w:shd w:fill="D5E8F0" w:val="clear"/><w:tcMar><w:top w:type="dxa" w:w="60"/><w:left w:type="dxa" w:w="100"/><w:bottom w:type="dxa" w:w="60"/><w:right w:type="dxa" w:w="100"/></w:tcMar></w:tcPr><w:p><w:pPr><w:jc w:val="left"/></w:pPr><w:r><w:rPr><w:rFonts w:ascii="Arial" w:eastAsia="Microsoft YaHei" w:hAnsi="Arial"/><w:b/><w:bCs/></w:rPr><w:t xml:space="preserve">验证项</w:t></w:r></w:p></w:tc><w:tc><w:tcPr><w:tcW w:type="dxa" w:w="3000"/><w:tcBorders><w:top w:val="single" w:color="CCCCCC" w:sz="1"/><w:left w:val="single" w:color="CCCCCC" w:sz="1"/><w:bottom w:val="single" w:color="CCCCCC" w:sz="1"/><w:right w:val="single" w:color="CCCCCC" w:sz="1"/></w:tcBorders><w:shd w:fill="D5E8F0" w:val="clear"/><w:tcMar><w:top w:type="dxa" w:w="60"/><w:left w:type="dxa" w:w="100"/><w:bottom w:type="dxa" w:w="60"/><w:right w:type="dxa" w:w="100"/></w:tcMar></w:tcPr><w:p><w:pPr><w:jc w:val="left"/></w:pPr><w:r><w:rPr><w:rFonts w:ascii="Arial" w:eastAsia="Microsoft YaHei" w:hAnsi="Arial"/><w:b/><w:bCs/></w:rPr><w:t xml:space="preserve">结果</w:t></w:r></w:p></w:tc></w:tr><w:tr><w:tc><w:tcPr><w:tcW w:type="dxa" w:w="3000"/><w:tcBorders><w:top w:val="single" w:color="CCCCCC" w:sz="1"/><w:left w:val="single" w:color="CCCCCC" w:sz="1"/><w:bottom w:val="single" w:color="CCCCCC" w:sz="1"/><w:right w:val="single" w:color="CCCCCC" w:sz="1"/></w:tcBorders><w:shd w:fill="FFFFFF" w:val="clear"/><w:tcMar><w:top w:type="dxa" w:w="60"/><w:left w:type="dxa" w:w="100"/><w:bottom w:type="dxa" w:w="60"/><w:right w:type="dxa" w:w="100"/></w:tcMar></w:tcPr><w:p><w:pPr><w:jc w:val="left"/></w:pPr><w:r><w:rPr><w:rFonts w:ascii="Arial" w:eastAsia="Microsoft YaHei" w:hAnsi="Arial"/><w:b w:val="false"/><w:bCs w:val="false"/></w:rPr><w:t xml:space="preserve">自动化回归 verify-all</w:t></w:r></w:p></w:tc><w:tc><w:tcPr><w:tcW w:type="dxa" w:w="3000"/><w:tcBorders><w:top w:val="single" w:color="CCCCCC" w:sz="1"/><w:left w:val="single" w:color="CCCCCC" w:sz="1"/><w:bottom w:val="single" w:color="CCCCCC" w:sz="1"/><w:right w:val="single" w:color="CCCCCC" w:sz="1"/></w:tcBorders><w:shd w:fill="FFFFFF" w:val="clear"/><w:tcMar><w:top w:type="dxa" w:w="60"/><w:left w:type="dxa" w:w="100"/><w:bottom w:type="dxa" w:w="60"/><w:right w:type="dxa" w:w="100"/></w:tcMar></w:tcPr><w:p><w:pPr><w:jc w:val="left"/></w:pPr><w:r><w:rPr><w:rFonts w:ascii="Arial" w:eastAsia="Microsoft YaHei" w:hAnsi="Arial"/><w:b w:val="false"/><w:bCs w:val="false"/></w:rPr><w:t xml:space="preserve">6/6 用例通过，25/0 失败项</w:t></w:r></w:p></w:tc></w:tr><w:tr><w:tc><w:tcPr><w:tcW w:type="dxa" w:w="3000"/><w:tcBorders><w:top w:val="single" w:color="CCCCCC" w:sz="1"/><w:left w:val="single" w:color="CCCCCC" w:sz="1"/><w:bottom w:val="single" w:color="CCCCCC" w:sz="1"/><w:right w:val="single" w:color="CCCCCC" w:sz="1"/></w:tcBorders><w:shd w:fill="FFFFFF" w:val="clear"/><w:tcMar><w:top w:type="dxa" w:w="60"/><w:left w:type="dxa" w:w="100"/><w:bottom w:type="dxa" w:w="60"/><w:right w:type="dxa" w:w="100"/></w:tcMar></w:tcPr><w:p><w:pPr><w:jc w:val="left"/></w:pPr><w:r><w:rPr><w:rFonts w:ascii="Arial" w:eastAsia="Microsoft YaHei" w:hAnsi="Arial"/><w:b w:val="false"/><w:bCs w:val="false"/></w:rPr><w:t xml:space="preserve">MES 健康</w:t></w:r></w:p></w:tc><w:tc><w:tcPr><w:tcW w:type="dxa" w:w="3000"/><w:tcBorders><w:top w:val="single" w:color="CCCCCC" w:sz="1"/><w:left w:val="single" w:color="CCCCCC" w:sz="1"/><w:bottom w:val="single" w:color="CCCCCC" w:sz="1"/><w:right w:val="single" w:color="CCCCCC" w:sz="1"/></w:tcBorders><w:shd w:fill="FFFFFF" w:val="clear"/><w:tcMar><w:top w:type="dxa" w:w="60"/><w:left w:type="dxa" w:w="100"/><w:bottom w:type="dxa" w:w="60"/><w:right w:type="dxa" w:w="100"/></w:tcMar></w:tcPr><w:p><w:pPr><w:jc w:val="left"/></w:pPr><w:r><w:rPr><w:rFonts w:ascii="Arial" w:eastAsia="Microsoft YaHei" w:hAnsi="Arial"/><w:b w:val="false"/><w:bCs w:val="false"/></w:rPr><w:t xml:space="preserve">192 个机台，事件流 seq 12.5 万+ 持续滚动</w:t></w:r></w:p></w:tc></w:tr><w:tr><w:tc><w:tcPr><w:tcW w:type="dxa" w:w="3000"/><w:tcBorders><w:top w:val="single" w:color="CCCCCC" w:sz="1"/><w:left w:val="single" w:color="CCCCCC" w:sz="1"/><w:bottom w:val="single" w:color="CCCCCC" w:sz="1"/><w:right w:val="single" w:color="CCCCCC" w:sz="1"/></w:tcBorders><w:shd w:fill="FFFFFF" w:val="clear"/><w:tcMar><w:top w:type="dxa" w:w="60"/><w:left w:type="dxa" w:w="100"/><w:bottom w:type="dxa" w:w="60"/><w:right w:type="dxa" w:w="100"/></w:tcMar></w:tcPr><w:p><w:pPr><w:jc w:val="left"/></w:pPr><w:r><w:rPr><w:rFonts w:ascii="Arial" w:eastAsia="Microsoft YaHei" w:hAnsi="Arial"/><w:b w:val="false"/><w:bCs w:val="false"/></w:rPr><w:t xml:space="preserve">EAP 设备</w:t></w:r></w:p></w:tc><w:tc><w:tcPr><w:tcW w:type="dxa" w:w="3000"/><w:tcBorders><w:top w:val="single" w:color="CCCCCC" w:sz="1"/><w:left w:val="single" w:color="CCCCCC" w:sz="1"/><w:bottom w:val="single" w:color="CCCCCC" w:sz="1"/><w:right w:val="single" w:color="CCCCCC" w:sz="1"/></w:tcBorders><w:shd w:fill="FFFFFF" w:val="clear"/><w:tcMar><w:top w:type="dxa" w:w="60"/><w:left w:type="dxa" w:w="100"/><w:bottom w:type="dxa" w:w="60"/><w:right w:type="dxa" w:w="100"/></w:tcMar></w:tcPr><w:p><w:pPr><w:jc w:val="left"/></w:pPr><w:r><w:rPr><w:rFonts w:ascii="Arial" w:eastAsia="Microsoft YaHei" w:hAnsi="Arial"/><w:b w:val="false"/><w:bCs w:val="false"/></w:rPr><w:t xml:space="preserve">3/3 在线（HSMS 会话已建立）</w:t></w:r></w:p></w:tc></w:tr><w:tr><w:tc><w:tcPr><w:tcW w:type="dxa" w:w="3000"/><w:tcBorders><w:top w:val="single" w:color="CCCCCC" w:sz="1"/><w:left w:val="single" w:color="CCCCCC" w:sz="1"/><w:bottom w:val="single" w:color="CCCCCC" w:sz="1"/><w:right w:val="single" w:color="CCCCCC" w:sz="1"/></w:tcBorders><w:shd w:fill="FFFFFF" w:val="clear"/><w:tcMar><w:top w:type="dxa" w:w="60"/><w:left w:type="dxa" w:w="100"/><w:bottom w:type="dxa" w:w="60"/><w:right w:type="dxa" w:w="100"/></w:tcMar></w:tcPr><w:p><w:pPr><w:jc w:val="left"/></w:pPr><w:r><w:rPr><w:rFonts w:ascii="Arial" w:eastAsia="Microsoft YaHei" w:hAnsi="Arial"/><w:b w:val="false"/><w:bCs w:val="false"/></w:rPr><w:t xml:space="preserve">TSDB 数据资产</w:t></w:r></w:p></w:tc><w:tc><w:tcPr><w:tcW w:type="dxa" w:w="3000"/><w:tcBorders><w:top w:val="single" w:color="CCCCCC" w:sz="1"/><w:left w:val="single" w:color="CCCCCC" w:sz="1"/><w:bottom w:val="single" w:color="CCCCCC" w:sz="1"/><w:right w:val="single" w:color="CCCCCC" w:sz="1"/></w:tcBorders><w:shd w:fill="FFFFFF" w:val="clear"/><w:tcMar><w:top w:type="dxa" w:w="60"/><w:left w:type="dxa" w:w="100"/><w:bottom w:type="dxa" w:w="60"/><w:right w:type="dxa" w:w="100"/></w:tcMar></w:tcPr><w:p><w:pPr><w:jc w:val="left"/></w:pPr><w:r><w:rPr><w:rFonts w:ascii="Arial" w:eastAsia="Microsoft YaHei" w:hAnsi="Arial"/><w:b w:val="false"/><w:bCs w:val="false"/></w:rPr><w:t xml:space="preserve">回填 13 万+ 条，实时持续入库</w:t></w:r></w:p></w:tc></w:tr><w:tr><w:tc><w:tcPr><w:tcW w:type="dxa" w:w="3000"/><w:tcBorders><w:top w:val="single" w:color="CCCCCC" w:sz="1"/><w:left w:val="single" w:color="CCCCCC" w:sz="1"/><w:bottom w:val="single" w:color="CCCCCC" w:sz="1"/><w:right w:val="single" w:color="CCCCCC" w:sz="1"/></w:tcBorders><w:shd w:fill="FFFFFF" w:val="clear"/><w:tcMar><w:top w:type="dxa" w:w="60"/><w:left w:type="dxa" w:w="100"/><w:bottom w:type="dxa" w:w="60"/><w:right w:type="dxa" w:w="100"/></w:tcMar></w:tcPr><w:p><w:pPr><w:jc w:val="left"/></w:pPr><w:r><w:rPr><w:rFonts w:ascii="Arial" w:eastAsia="Microsoft YaHei" w:hAnsi="Arial"/><w:b w:val="false"/><w:bCs w:val="false"/></w:rPr><w:t xml:space="preserve">AI 自学习成效</w:t></w:r></w:p></w:tc><w:tc><w:tcPr><w:tcW w:type="dxa" w:w="3000"/><w:tcBorders><w:top w:val="single" w:color="CCCCCC" w:sz="1"/><w:left w:val="single" w:color="CCCCCC" w:sz="1"/><w:bottom w:val="single" w:color="CCCCCC" w:sz="1"/><w:right w:val="single" w:color="CCCCCC" w:sz="1"/></w:tcBorders><w:shd w:fill="FFFFFF" w:val="clear"/><w:tcMar><w:top w:type="dxa" w:w="60"/><w:left w:type="dxa" w:w="100"/><w:bottom w:type="dxa" w:w="60"/><w:right w:type="dxa" w:w="100"/></w:tcMar></w:tcPr><w:p><w:pPr><w:jc w:val="left"/></w:pPr><w:r><w:rPr><w:rFonts w:ascii="Arial" w:eastAsia="Microsoft YaHei" w:hAnsi="Arial"/><w:b w:val="false"/><w:bCs w:val="false"/></w:rPr><w:t xml:space="preserve">APC kp 0.5→0.787；VM MAE 降 96.7%</w:t></w:r></w:p></w:tc></w:tr><w:tr><w:tc><w:tcPr><w:tcW w:type="dxa" w:w="3000"/><w:tcBorders><w:top w:val="single" w:color="CCCCCC" w:sz="1"/><w:left w:val="single" w:color="CCCCCC" w:sz="1"/><w:bottom w:val="single" w:color="CCCCCC" w:sz="1"/><w:right w:val="single" w:color="CCCCCC" w:sz="1"/></w:tcBorders><w:shd w:fill="FFFFFF" w:val="clear"/><w:tcMar><w:top w:type="dxa" w:w="60"/><w:left w:type="dxa" w:w="100"/><w:bottom w:type="dxa" w:w="60"/><w:right w:type="dxa" w:w="100"/></w:tcMar></w:tcPr><w:p><w:pPr><w:jc w:val="left"/></w:pPr><w:r><w:rPr><w:rFonts w:ascii="Arial" w:eastAsia="Microsoft YaHei" w:hAnsi="Arial"/><w:b w:val="false"/><w:bCs w:val="false"/></w:rPr><w:t xml:space="preserve">第一单样品</w:t></w:r></w:p></w:tc><w:tc><w:tcPr><w:tcW w:type="dxa" w:w="3000"/><w:tcBorders><w:top w:val="single" w:color="CCCCCC" w:sz="1"/><w:left w:val="single" w:color="CCCCCC" w:sz="1"/><w:bottom w:val="single" w:color="CCCCCC" w:sz="1"/><w:right w:val="single" w:color="CCCCCC" w:sz="1"/></w:tcBorders><w:shd w:fill="FFFFFF" w:val="clear"/><w:tcMar><w:top w:type="dxa" w:w="60"/><w:left w:type="dxa" w:w="100"/><w:bottom w:type="dxa" w:w="60"/><w:right w:type="dxa" w:w="100"/></w:tcMar></w:tcPr><w:p><w:pPr><w:jc w:val="left"/></w:pPr><w:r><w:rPr><w:rFonts w:ascii="Arial" w:eastAsia="Microsoft YaHei" w:hAnsi="Arial"/><w:b w:val="false"/><w:bCs w:val="false"/></w:rPr><w:t xml:space="preserve">SO→CLOSED→AR ¥2,100,000，363 事件，~39s</w:t></w:r></w:p></w:tc></w:tr><w:tr><w:tc><w:tcPr><w:tcW w:type="dxa" w:w="3000"/><w:tcBorders><w:top w:val="single" w:color="CCCCCC" w:sz="1"/><w:left w:val="single" w:color="CCCCCC" w:sz="1"/><w:bottom w:val="single" w:color="CCCCCC" w:sz="1"/><w:right w:val="single" w:color="CCCCCC" w:sz="1"/></w:tcBorders><w:shd w:fill="FFFFFF" w:val="clear"/><w:tcMar><w:top w:type="dxa" w:w="60"/><w:left w:type="dxa" w:w="100"/><w:bottom w:type="dxa" w:w="60"/><w:right w:type="dxa" w:w="100"/></w:tcMar></w:tcPr><w:p><w:pPr><w:jc w:val="left"/></w:pPr><w:r><w:rPr><w:rFonts w:ascii="Arial" w:eastAsia="Microsoft YaHei" w:hAnsi="Arial"/><w:b w:val="false"/><w:bCs w:val="false"/></w:rPr><w:t xml:space="preserve">SECS/GEM 联调</w:t></w:r></w:p></w:tc><w:tc><w:tcPr><w:tcW w:type="dxa" w:w="3000"/><w:tcBorders><w:top w:val="single" w:color="CCCCCC" w:sz="1"/><w:left w:val="single" w:color="CCCCCC" w:sz="1"/><w:bottom w:val="single" w:color="CCCCCC" w:sz="1"/><w:right w:val="single" w:color="CCCCCC" w:sz="1"/></w:tcBorders><w:shd w:fill="FFFFFF" w:val="clear"/><w:tcMar><w:top w:type="dxa" w:w="60"/><w:left w:type="dxa" w:w="100"/><w:bottom w:type="dxa" w:w="60"/><w:right w:type="dxa" w:w="100"/></w:tcMar></w:tcPr><w:p><w:pPr><w:jc w:val="left"/></w:pPr><w:r><w:rPr><w:rFonts w:ascii="Arial" w:eastAsia="Microsoft YaHei" w:hAnsi="Arial"/><w:b w:val="false"/><w:bCs w:val="false"/></w:rPr><w:t xml:space="preserve">稳定 7/7（S2F41 SET_PARAM→ACK=0）</w:t></w:r></w:p></w:tc></w:tr><w:tr><w:tc><w:tcPr><w:tcW w:type="dxa" w:w="3000"/><w:tcBorders><w:top w:val="single" w:color="CCCCCC" w:sz="1"/><w:left w:val="single" w:color="CCCCCC" w:sz="1"/><w:bottom w:val="single" w:color="CCCCCC" w:sz="1"/><w:right w:val="single" w:color="CCCCCC" w:sz="1"/></w:tcBorders><w:shd w:fill="FFFFFF" w:val="clear"/><w:tcMar><w:top w:type="dxa" w:w="60"/><w:left w:type="dxa" w:w="100"/><w:bottom w:type="dxa" w:w="60"/><w:right w:type="dxa" w:w="100"/></w:tcMar></w:tcPr><w:p><w:pPr><w:jc w:val="left"/></w:pPr><w:r><w:rPr><w:rFonts w:ascii="Arial" w:eastAsia="Microsoft YaHei" w:hAnsi="Arial"/><w:b w:val="false"/><w:bCs w:val="false"/></w:rPr><w:t xml:space="preserve">公网部署</w:t></w:r></w:p></w:tc><w:tc><w:tcPr><w:tcW w:type="dxa" w:w="3000"/><w:tcBorders><w:top w:val="single" w:color="CCCCCC" w:sz="1"/><w:left w:val="single" w:color="CCCCCC" w:sz="1"/><w:bottom w:val="single" w:color="CCCCCC" w:sz="1"/><w:right w:val="single" w:color="CCCCCC" w:sz="1"/></w:tcBorders><w:shd w:fill="FFFFFF" w:val="clear"/><w:tcMar><w:top w:type="dxa" w:w="60"/><w:left w:type="dxa" w:w="100"/><w:bottom w:type="dxa" w:w="60"/><w:right w:type="dxa" w:w="100"/></w:tcMar></w:tcPr><w:p><w:pPr><w:jc w:val="left"/></w:pPr><w:r><w:rPr><w:rFonts w:ascii="Arial" w:eastAsia="Microsoft YaHei" w:hAnsi="Arial"/><w:b w:val="false"/><w:bCs w:val="false"/></w:rPr><w:t xml:space="preserve">7 端口全监听，systemd enabled，开机自启，HTTPS 已签</w:t></w:r></w:p></w:tc></w:tr><w:tr><w:tc><w:tcPr><w:tcW w:type="dxa" w:w="3000"/><w:tcBorders><w:top w:val="single" w:color="CCCCCC" w:sz="1"/><w:left w:val="single" w:color="CCCCCC" w:sz="1"/><w:bottom w:val="single" w:color="CCCCCC" w:sz="1"/><w:right w:val="single" w:color="CCCCCC" w:sz="1"/></w:tcBorders><w:shd w:fill="FFFFFF" w:val="clear"/><w:tcMar><w:top w:type="dxa" w:w="60"/><w:left w:type="dxa" w:w="100"/><w:bottom w:type="dxa" w:w="60"/><w:right w:type="dxa" w:w="100"/></w:tcMar></w:tcPr><w:p><w:pPr><w:jc w:val="left"/></w:pPr><w:r><w:rPr><w:rFonts w:ascii="Arial" w:eastAsia="Microsoft YaHei" w:hAnsi="Arial"/><w:b w:val="false"/><w:bCs w:val="false"/></w:rPr><w:t xml:space="preserve">LDA 常驻衔接</w:t></w:r></w:p></w:tc><w:tc><w:tcPr><w:tcW w:type="dxa" w:w="3000"/><w:tcBorders><w:top w:val="single" w:color="CCCCCC" w:sz="1"/><w:left w:val="single" w:color="CCCCCC" w:sz="1"/><w:bottom w:val="single" w:color="CCCCCC" w:sz="1"/><w:right w:val="single" w:color="CCCCCC" w:sz="1"/></w:tcBorders><w:shd w:fill="FFFFFF" w:val="clear"/><w:tcMar><w:top w:type="dxa" w:w="60"/><w:left w:type="dxa" w:w="100"/><w:bottom w:type="dxa" w:w="60"/><w:right w:type="dxa" w:w="100"/></w:tcMar></w:tcPr><w:p><w:pPr><w:jc w:val="left"/></w:pPr><w:r><w:rPr><w:rFonts w:ascii="Arial" w:eastAsia="Microsoft YaHei" w:hAnsi="Arial"/><w:b w:val="false"/><w:bCs w:val="false"/></w:rPr><w:t xml:space="preserve">自动接入 50 个已验证设计→NPI 流片批，严格幂等 0 重复</w:t></w:r></w:p></w:tc></w:tr></w:tbl><w:p><w:pPr><w:pStyle w:val="Heading1"/></w:pPr><w:r><w:rPr><w:rFonts w:ascii="Arial" w:eastAsia="Microsoft YaHei" w:hAnsi="Arial"/><w:b/><w:bCs/></w:rPr><w:t xml:space="preserve">四、对未来价值</w:t></w:r></w:p><w:p><w:pPr><w:pStyle w:val="Heading2"/></w:pPr><w:r><w:rPr><w:rFonts w:ascii="Arial" w:eastAsia="Microsoft YaHei" w:hAnsi="Arial"/><w:b/><w:bCs/></w:rPr><w:t xml:space="preserve">战略价值：串主轴，不推翻</w:t></w:r></w:p><w:p><w:pPr><w:spacing w:after="120"/></w:pPr><w:r><w:rPr><w:rFonts w:ascii="Arial" w:eastAsia="Microsoft YaHei" w:hAnsi="Arial"/></w:rPr><w:t xml:space="preserve">只修主轴断裂处，不替换客户已有的 MES/ERP。这意味着客户无需「推倒重来」，落地阻力与风险大幅降低，可渐进式切入——这是区别于传统「大替换」方案的最强公约数。</w:t></w:r></w:p><w:p><w:pPr><w:pStyle w:val="Heading2"/></w:pPr><w:r><w:rPr><w:rFonts w:ascii="Arial" w:eastAsia="Microsoft YaHei" w:hAnsi="Arial"/><w:b/><w:bCs/></w:rPr><w:t xml:space="preserve">自主可控：不绑定任何厂商</w:t></w:r></w:p><w:p><w:pPr><w:spacing w:after="120"/></w:pPr><w:r><w:rPr><w:rFonts w:ascii="Arial" w:eastAsia="Microsoft YaHei" w:hAnsi="Arial"/></w:rPr><w:t xml:space="preserve">平台是纯粹 AI 原生闭环，不依赖、不受制于任何第三方商业套装（含传统 ERP 巨头）。外部系统仅作为可选数据源接入，原生闭环成熟即自然替代。不被任何厂商的路线图绑架，议价能力与可持续性都掌握在自己手里。</w:t></w:r></w:p><w:p><w:pPr><w:pStyle w:val="Heading2"/></w:pPr><w:r><w:rPr><w:rFonts w:ascii="Arial" w:eastAsia="Microsoft YaHei" w:hAnsi="Arial"/><w:b/><w:bCs/></w:rPr><w:t xml:space="preserve">商业价值：活的销售证据 + 完整智能体系叙事</w:t></w:r></w:p><w:p><w:pPr><w:spacing w:after="120"/></w:pPr><w:r><w:rPr><w:rFonts w:ascii="Arial" w:eastAsia="Microsoft YaHei" w:hAnsi="Arial"/></w:rPr><w:t xml:space="preserve">「完整智能体系 = 数字孪生 + 工业互联网(EAP/SECS-GEM) + 智能模型(五大引擎/APC/Agent) + 数字主线」。这套叙事加上可一键复现的标杆样品，是投标与方案宣讲中「不是 PPT、是真能跑」的硬实力。</w:t></w:r></w:p><w:p><w:pPr><w:pStyle w:val="Heading2"/></w:pPr><w:r><w:rPr><w:rFonts w:ascii="Arial" w:eastAsia="Microsoft YaHei" w:hAnsi="Arial"/><w:b/><w:bCs/></w:rPr><w:t xml:space="preserve">技术范式价值：从被动看板到主动智能</w:t></w:r></w:p><0/><w:p><w:pPr><w:pStyle w:val="Heading2"/></w:pPr><w:r><w:rPr><w:rFonts w:ascii="Arial" w:eastAsia="Microsoft YaHei" w:hAnsi="Arial"/><w:b/><w:bCs/></w:rPr><w:t xml:space="preserve">生态延展价值：数字主线向上游设计延伸</w:t></w:r></w:p><w:p><w:pPr><w:spacing w:after="120"/></w:pPr><w:r><w:rPr><w:rFonts w:ascii="Arial" w:eastAsia="Microsoft YaHei" w:hAnsi="Arial"/></w:rPr><w:t xml:space="preserve">LDA 设计→流片常驻衔接，证明平台的数字主线不仅能横向串起「订单→交付」「设计→流片」，还能纵向向上游设计系统延伸——且全程不绑定任何第三方商业 EDA/设计套装。这把「自主可控」从口号落到可演示的闭环，也为后续接入更多上游/下游异构系统（EDA、PLM、真实 ERP）提供了可复制的「有机接缝」范式。</w:t></w:r></w:p><w:p><w:pPr><w:pStyle w:val="Heading1"/></w:pPr><w:r><w:rPr><w:rFonts w:ascii="Arial" w:eastAsia="Microsoft YaHei" w:hAnsi="Arial"/><w:b/><w:bCs/></w:rPr><w:t xml:space="preserve">五、蓝图态与下一步（诚实的边界）</w:t></w:r></w:p><w:p><w:pPr><w:spacing w:after="120"/></w:pPr><w:r><w:rPr><w:rFonts w:ascii="Arial" w:eastAsia="Microsoft YaHei" w:hAnsi="Arial"/></w:rPr><w:t xml:space="preserve">以下能力当前为「蓝图态/占位」，不假装完成，是下一步可推进的方向：</w:t></w:r></w:p><w:tbl><w:tblPr><w:tblW w:type="dxa" w:w="9360"/><w:tblBorders><w:top w:val="single" w:color="auto" w:sz="4"/><w:left w:val="single" w:color="auto" w:sz="4"/><w:bottom w:val="single" w:color="auto" w:sz="4"/><w:right w:val="single" w:color="auto" w:sz="4"/><w:insideH w:val="single" w:color="auto" w:sz="4"/><w:insideV w:val="single" w:color="auto" w:sz="4"/></w:tblBorders></w:tblPr><w:tblGrid><w:gridCol w:w="2600"/><w:gridCol w:w="3560"/><w:gridCol w:w="3200"/></w:tblGrid><w:tr><w:tc><w:tcPr><w:tcW w:type="dxa" w:w="3000"/><w:tcBorders><w:top w:val="single" w:color="CCCCCC" w:sz="1"/><w:left w:val="single" w:color="CCCCCC" w:sz="1"/><w:bottom w:val="single" w:color="CCCCCC" w:sz="1"/><w:right w:val="single" w:color="CCCCCC" w:sz="1"/></w:tcBorders><w:shd w:fill="D5E8F0" w:val="clear"/><w:tcMar><w:top w:type="dxa" w:w="60"/><w:left w:type="dxa" w:w="100"/><w:bottom w:type="dxa" w:w="60"/><w:right w:type="dxa" w:w="100"/></w:tcMar></w:tcPr><w:p><w:pPr><w:jc w:val="left"/></w:pPr><w:r><w:rPr><w:rFonts w:ascii="Arial" w:eastAsia="Microsoft YaHei" w:hAnsi="Arial"/><w:b/><w:bCs/></w:rPr><w:t xml:space="preserve">方向</w:t></w:r></w:p></w:tc><w:tc><w:tcPr><w:tcW w:type="dxa" w:w="3000"/><w:tcBorders><w:top w:val="single" w:color="CCCCCC" w:sz="1"/><w:left w:val="single" w:color="CCCCCC" w:sz="1"/><w:bottom w:val="single" w:color="CCCCCC" w:sz="1"/><w:right w:val="single" w:color="CCCCCC" w:sz="1"/></w:tcBorders><w:shd w:fill="D5E8F0" w:val="clear"/><w:tcMar><w:top w:type="dxa" w:w="60"/><w:left w:type="dxa" w:w="100"/><w:bottom w:type="dxa" w:w="60"/><w:right w:type="dxa" w:w="100"/></w:tcMar></w:tcPr><w:p><w:pPr><w:jc w:val="left"/></w:pPr><w:r><w:rPr><w:rFonts w:ascii="Arial" w:eastAsia="Microsoft YaHei" w:hAnsi="Arial"/><w:b/><w:bCs/></w:rPr><w:t xml:space="preserve">当前状态</w:t></w:r></w:p></w:tc><w:tc><w:tcPr><w:tcW w:type="dxa" w:w="3000"/><w:tcBorders><w:top w:val="single" w:color="CCCCCC" w:sz="1"/><w:left w:val="single" w:color="CCCCCC" w:sz="1"/><w:bottom w:val="single" w:color="CCCCCC" w:sz="1"/><w:right w:val="single" w:color="CCCCCC" w:sz="1"/></w:tcBorders><w:shd w:fill="D5E8F0" w:val="clear"/><w:tcMar><w:top w:type="dxa" w:w="60"/><w:left w:type="dxa" w:w="100"/><w:bottom w:type="dxa" w:w="60"/><w:right w:type="dxa" w:w="100"/></w:tcMar></w:tcPr><w:p><w:pPr><w:jc w:val="left"/></w:pPr><w:r><w:rPr><w:rFonts w:ascii="Arial" w:eastAsia="Microsoft YaHei" w:hAnsi="Arial"/><w:b/><w:bCs/></w:rPr><w:t xml:space="preserve">下一步</w:t></w:r></w:p></w:tc></w:tr><w:tr><w:tc><w:tcPr><w:tcW w:type="dxa" w:w="3000"/><w:tcBorders><w:top w:val="single" w:color="CCCCCC" w:sz="1"/><w:left w:val="single" w:color="CCCCCC" w:sz="1"/><w:bottom w:val="single" w:color="CCCCCC" w:sz="1"/><w:right w:val="single" w:color="CCCCCC" w:sz="1"/></w:tcBorders><w:shd w:fill="FFFFFF" w:val="clear"/><w:tcMar><w:top w:type="dxa" w:w="60"/><w:left w:type="dxa" w:w="100"/><w:bottom w:type="dxa" w:w="60"/><w:right w:type="dxa" w:w="100"/></w:tcMar></w:tcPr><w:p><w:pPr><w:jc w:val="left"/></w:pPr><w:r><w:rPr><w:rFonts w:ascii="Arial" w:eastAsia="Microsoft YaHei" w:hAnsi="Arial"/><w:b w:val="false"/><w:bCs w:val="false"/></w:rPr><w:t xml:space="preserve">多租户行级隔离</w:t></w:r></w:p></w:tc><w:tc><w:tcPr><w:tcW w:type="dxa" w:w="3000"/><w:tcBorders><w:top w:val="single" w:color="CCCCCC" w:sz="1"/><w:left w:val="single" w:color="CCCCCC" w:sz="1"/><w:bottom w:val="single" w:color="CCCCCC" w:sz="1"/><w:right w:val="single" w:color="CCCCCC" w:sz="1"/></w:tcBorders><w:shd w:fill="FFFFFF" w:val="clear"/><w:tcMar><w:top w:type="dxa" w:w="60"/><w:left w:type="dxa" w:w="100"/><w:bottom w:type="dxa" w:w="60"/><w:right w:type="dxa" w:w="100"/></w:tcMar></w:tcPr><w:p><w:pPr><w:jc w:val="left"/></w:pPr><w:r><w:rPr><w:rFonts w:ascii="Arial" w:eastAsia="Microsoft YaHei" w:hAnsi="Arial"/><w:b w:val="false"/><w:bCs w:val="false"/></w:rPr><w:t xml:space="preserve">蓝图态</w:t></w:r></w:p></w:tc><w:tc><w:tcPr><w:tcW w:type="dxa" w:w="3000"/><w:tcBorders><w:top w:val="single" w:color="CCCCCC" w:sz="1"/><w:left w:val="single" w:color="CCCCCC" w:sz="1"/><w:bottom w:val="single" w:color="CCCCCC" w:sz="1"/><w:right w:val="single" w:color="CCCCCC" w:sz="1"/></w:tcBorders><w:shd w:fill="FFFFFF" w:val="clear"/><w:tcMar><w:top w:type="dxa" w:w="60"/><w:left w:type="dxa" w:w="100"/><w:bottom w:type="dxa" w:w="60"/><w:right w:type="dxa" w:w="100"/></w:tcMar></w:tcPr><w:p><w:pPr><w:jc w:val="left"/></w:pPr><w:r><w:rPr><w:rFonts w:ascii="Arial" w:eastAsia="Microsoft YaHei" w:hAnsi="Arial"/><w:b w:val="false"/><w:bCs w:val="false"/></w:rPr><w:t xml:space="preserve">按租户隔离数据域</w:t></w:r></w:p></w:tc></w:tr><w:tr><w:tc><w:tcPr><w:tcW w:type="dxa" w:w="3000"/><w:tcBorders><w:top w:val="single" w:color="CCCCCC" w:sz="1"/><w:left w:val="single" w:color="CCCCCC" w:sz="1"/><w:bottom w:val="single" w:color="CCCCCC" w:sz="1"/><w:right w:val="single" w:color="CCCCCC" w:sz="1"/></w:tcBorders><w:shd w:fill="FFFFFF" w:val="clear"/><w:tcMar><w:top w:type="dxa" w:w="60"/><w:left w:type="dxa" w:w="100"/><w:bottom w:type="dxa" w:w="60"/><w:right w:type="dxa" w:w="100"/></w:tcMar></w:tcPr><w:p><w:pPr><w:jc w:val="left"/></w:pPr><w:r><w:rPr><w:rFonts w:ascii="Arial" w:eastAsia="Microsoft YaHei" w:hAnsi="Arial"/><w:b w:val="false"/><w:bCs w:val="false"/></w:rPr><w:t xml:space="preserve">真实外部系统对接</w:t></w:r></w:p></w:tc><w:tc><w:tcPr><w:tcW w:type="dxa" w:w="3000"/><w:tcBorders><w:top w:val="single" w:color="CCCCCC" w:sz="1"/><w:left w:val="single" w:color="CCCCCC" w:sz="1"/><w:bottom w:val="single" w:color="CCCCCC" w:sz="1"/><w:right w:val="single" w:color="CCCCCC" w:sz="1"/></w:tcBorders><w:shd w:fill="FFFFFF" w:val="clear"/><w:tcMar><w:top w:type="dxa" w:w="60"/><w:left w:type="dxa" w:w="100"/><w:bottom w:type="dxa" w:w="60"/><w:right w:type="dxa" w:w="100"/></w:tcMar></w:tcPr><w:p><w:pPr><w:jc w:val="left"/></w:pPr><w:r><w:rPr><w:rFonts w:ascii="Arial" w:eastAsia="Microsoft YaHei" w:hAnsi="Arial"/><w:b w:val="false"/><w:bCs w:val="false"/></w:rPr><w:t xml:space="preserve">通用接口 demo 占位</w:t></w:r></w:p></w:tc><w:tc><w:tcPr><w:tcW w:type="dxa" w:w="3000"/><w:tcBorders><w:top w:val="single" w:color="CCCCCC" w:sz="1"/><w:left w:val="single" w:color="CCCCCC" w:sz="1"/><w:bottom w:val="single" w:color="CCCCCC" w:sz="1"/><w:right w:val="single" w:color="CCCCCC" w:sz="1"/></w:tcBorders><w:shd w:fill="FFFFFF" w:val="clear"/><w:tcMar><w:top w:type="dxa" w:w="60"/><w:left w:type="dxa" w:w="100"/><w:bottom w:type="dxa" w:w="60"/><w:right w:type="dxa" w:w="100"/></w:tcMar></w:tcPr><w:p><w:pPr><w:jc w:val="left"/></w:pPr><w:r><w:rPr><w:rFonts w:ascii="Arial" w:eastAsia="Microsoft YaHei" w:hAnsi="Arial"/><w:b w:val="false"/><w:bCs w:val="false"/></w:rPr><w:t xml:space="preserve">接真实 SAP/用友 OData/BAPI（不绑定、可选）</w:t></w:r></w:p></w:tc></w:tr><w:tr><w:tc><w:tcPr><w:tcW w:type="dxa" w:w="3000"/><w:tcBorders><w:top w:val="single" w:color="CCCCCC" w:sz="1"/><w:left w:val="single" w:color="CCCCCC" w:sz="1"/><w:bottom w:val="single" w:color="CCCCCC" w:sz="1"/><w:right w:val="single" w:color="CCCCCC" w:sz="1"/></w:tcBorders><w:shd w:fill="FFFFFF" w:val="clear"/><w:tcMar><w:top w:type="dxa" w:w="60"/><w:left w:type="dxa" w:w="100"/><w:bottom w:type="dxa" w:w="60"/><w:right w:type="dxa" w:w="100"/></w:tcMar></w:tcPr><w:p><w:pPr><w:jc w:val="left"/></w:pPr><w:r><w:rPr><w:rFonts w:ascii="Arial" w:eastAsia="Microsoft YaHei" w:hAnsi="Arial"/><w:b w:val="false"/><w:bCs w:val="false"/></w:rPr><w:t xml:space="preserve">AI 模型</w:t></w:r></w:p></w:tc><w:tc><w:tcPr><w:tcW w:type="dxa" w:w="3000"/><w:tcBorders><w:top w:val="single" w:color="CCCCCC" w:sz="1"/><w:left w:val="single" w:color="CCCCCC" w:sz="1"/><w:bottom w:val="single" w:color="CCCCCC" w:sz="1"/><w:right w:val="single" w:color="CCCCCC" w:sz="1"/></w:tcBorders><w:shd w:fill="FFFFFF" w:val="clear"/><w:tcMar><w:top w:type="dxa" w:w="60"/><w:left w:type="dxa" w:w="100"/><w:bottom w:type="dxa" w:w="60"/><w:right w:type="dxa" w:w="100"/></w:tcMar></w:tcPr><w:p><w:pPr><w:jc w:val="left"/></w:pPr><w:r><w:rPr><w:rFonts w:ascii="Arial" w:eastAsia="Microsoft YaHei" w:hAnsi="Arial"/><w:b w:val="false"/><w:bCs w:val="false"/></w:rPr><w:t xml:space="preserve">规则/统计启发式</w:t></w:r></w:p></w:tc><w:tc><w:tcPr><w:tcW w:type="dxa" w:w="3000"/><w:tcBorders><w:top w:val="single" w:color="CCCCCC" w:sz="1"/><w:left w:val="single" w:color="CCCCCC" w:sz="1"/><w:bottom w:val="single" w:color="CCCCCC" w:sz="1"/><w:right w:val="single" w:color="CCCCCC" w:sz="1"/></w:tcBorders><w:shd w:fill="FFFFFF" w:val="clear"/><w:tcMar><w:top w:type="dxa" w:w="60"/><w:left w:type="dxa" w:w="100"/><w:bottom w:type="dxa" w:w="60"/><w:right w:type="dxa" w:w="100"/></w:tcMar></w:tcPr><w:p><w:pPr><w:jc w:val="left"/></w:pPr><w:r><w:rPr><w:rFonts w:ascii="Arial" w:eastAsia="Microsoft YaHei" w:hAnsi="Arial"/><w:b w:val="false"/><w:bCs w:val="false"/></w:rPr><w:t xml:space="preserve">引入在线再训练闭环</w:t></w:r></w:p></w:tc></w:tr><w:tr><w:tc><w:tcPr><w:tcW w:type="dxa" w:w="3000"/><w:tcBorders><w:top w:val="single" w:color="CCCCCC" w:sz="1"/><w:left w:val="single" w:color="CCCCCC" w:sz="1"/><w:bottom w:val="single" w:color="CCCCCC" w:sz="1"/><w:right w:val="single" w:color="CCCCCC" w:sz="1"/></w:tcBorders><w:shd w:fill="FFFFFF" w:val="clear"/><w:tcMar><w:top w:type="dxa" w:w="60"/><w:left w:type="dxa" w:w="100"/><w:bottom w:type="dxa" w:w="60"/><w:right w:type="dxa" w:w="100"/></w:tcMar></w:tcPr><w:p><w:pPr><w:jc w:val="left"/></w:pPr><w:r><w:rPr><w:rFonts w:ascii="Arial" w:eastAsia="Microsoft YaHei" w:hAnsi="Arial"/><w:b w:val="false"/><w:bCs w:val="false"/></w:rPr><w:t xml:space="preserve">WMS/协议适配器</w:t></w:r></w:p></w:tc><w:tc><w:tcPr><w:tcW w:type="dxa" w:w="3000"/><w:tcBorders><w:top w:val="single" w:color="CCCCCC" w:sz="1"/><w:left w:val="single" w:color="CCCCCC" w:sz="1"/><w:bottom w:val="single" w:color="CCCCCC" w:sz="1"/><w:right w:val="single" w:color="CCCCCC" w:sz="1"/></w:tcBorders><w:shd w:fill="FFFFFF" w:val="clear"/><w:tcMar><w:top w:type="dxa" w:w="60"/><w:left w:type="dxa" w:w="100"/><w:bottom w:type="dxa" w:w="60"/><w:right w:type="dxa" w:w="100"/></w:tcMar></w:tcPr><w:p><w:pPr><w:jc w:val="left"/></w:pPr><w:r><w:rPr><w:rFonts w:ascii="Arial" w:eastAsia="Microsoft YaHei" w:hAnsi="Arial"/><w:b w:val="false"/><w:bCs w:val="false"/></w:rPr><w:t xml:space="preserve">已接通主轴，真实协议 stub</w:t></w:r></w:p></w:tc><w:tc><w:tcPr><w:tcW w:type="dxa" w:w="3000"/><w:tcBorders><w:top w:val="single" w:color="CCCCCC" w:sz="1"/><w:left w:val="single" w:color="CCCCCC" w:sz="1"/><w:bottom w:val="single" w:color="CCCCCC" w:sz="1"/><w:right w:val="single" w:color="CCCCCC" w:sz="1"/></w:tcBorders><w:shd w:fill="FFFFFF" w:val="clear"/><w:tcMar><w:top w:type="dxa" w:w="60"/><w:left w:type="dxa" w:w="100"/><w:bottom w:type="dxa" w:w="60"/><w:right w:type="dxa" w:w="100"/></w:tcMar></w:tcPr><w:p><w:pPr><w:jc w:val="left"/></w:pPr><w:r><w:rPr><w:rFonts w:ascii="Arial" w:eastAsia="Microsoft YaHei" w:hAnsi="Arial"/><w:b w:val="false"/><w:bCs w:val="false"/></w:rPr><w:t xml:space="preserve">OPC-UA / EDA 真实适配</w:t></w:r></w:p></w:tc></w:tr><w:tr><w:tc><w:tcPr><w:tcW w:type="dxa" w:w="3000"/><w:tcBorders><w:top w:val="single" w:color="CCCCCC" w:sz="1"/><w:left w:val="single" w:color="CCCCCC" w:sz="1"/><w:bottom w:val="single" w:color="CCCCCC" w:sz="1"/><w:right w:val="single" w:color="CCCCCC" w:sz="1"/></w:tcBorders><w:shd w:fill="FFFFFF" w:val="clear"/><w:tcMar><w:top w:type="dxa" w:w="60"/><w:left w:type="dxa" w:w="100"/><w:bottom w:type="dxa" w:w="60"/><w:right w:type="dxa" w:w="100"/></w:tcMar></w:tcPr><w:p><w:pPr><w:jc w:val="left"/></w:pPr><w:r><w:rPr><w:rFonts w:ascii="Arial" w:eastAsia="Microsoft YaHei" w:hAnsi="Arial"/><w:b w:val="false"/><w:bCs w:val="false"/></w:rPr><w:t xml:space="preserve">公网 HTTPS</w:t></w:r></w:p></w:tc><w:tc><w:tcPr><w:tcW w:type="dxa" w:w="3000"/><w:tcBorders><w:top w:val="single" w:color="CCCCCC" w:sz="1"/><w:left w:val="single" w:color="CCCCCC" w:sz="1"/><w:bottom w:val="single" w:color="CCCCCC" w:sz="1"/><w:right w:val="single" w:color="CCCCCC" w:sz="1"/></w:tcBorders><w:shd w:fill="FFFFFF" w:val="clear"/><w:tcMar><w:top w:type="dxa" w:w="60"/><w:left w:type="dxa" w:w="100"/><w:bottom w:type="dxa" w:w="60"/><w:right w:type="dxa" w:w="100"/></w:tcMar></w:tcPr><w:p><w:pPr><w:jc w:val="left"/></w:pPr><w:r><w:rPr><w:rFonts w:ascii="Arial" w:eastAsia="Microsoft YaHei" w:hAnsi="Arial"/><w:b w:val="false"/><w:bCs w:val="false"/></w:rPr><w:t xml:space="preserve">已签发（certbot + Let&apos;s Encrypt，89天有效，自动续期）</w:t></w:r></w:p></w:tc><w:tc><w:tcPr><w:tcW w:type="dxa" w:w="3000"/><w:tcBorders><w:top w:val="single" w:color="CCCCCC" w:sz="1"/><w:left w:val="single" w:color="CCCCCC" w:sz="1"/><w:bottom w:val="single" w:color="CCCCCC" w:sz="1"/><w:right w:val="single" w:color="CCCCCC" w:sz="1"/></w:tcBorders><w:shd w:fill="FFFFFF" w:val="clear"/><w:tcMar><w:top w:type="dxa" w:w="60"/><w:left w:type="dxa" w:w="100"/><w:bottom w:type="dxa" w:w="60"/><w:right w:type="dxa" w:w="100"/></w:tcMar></w:tcPr><w:p><w:pPr><w:jc w:val="left"/></w:pPr><w:r><w:rPr><w:rFonts w:ascii="Arial" w:eastAsia="Microsoft YaHei" w:hAnsi="Arial"/><w:b w:val="false"/><w:bCs w:val="false"/></w:rPr><w:t xml:space="preserve">续期由 certbot 自动完成，无需手工</w:t></w:r></w:p></w:tc></w:tr><w:tr><w:tc><w:tcPr><w:tcW w:type="dxa" w:w="3000"/><w:tcBorders><w:top w:val="single" w:color="CCCCCC" w:sz="1"/><w:left w:val="single" w:color="CCCCCC" w:sz="1"/><w:bottom w:val="single" w:color="CCCCCC" w:sz="1"/><w:right w:val="single" w:color="CCCCCC" w:sz="1"/></w:tcBorders><w:shd w:fill="FFFFFF" w:val="clear"/><w:tcMar><w:top w:type="dxa" w:w="60"/><w:left w:type="dxa" w:w="100"/><w:bottom w:type="dxa" w:w="60"/><w:right w:type="dxa" w:w="100"/></w:tcMar></w:tcPr><w:p><w:pPr><w:jc w:val="left"/></w:pPr><w:r><w:rPr><w:rFonts w:ascii="Arial" w:eastAsia="Microsoft YaHei" w:hAnsi="Arial"/><w:b w:val="false"/><w:bCs w:val="false"/></w:rPr><w:t xml:space="preserve">服务器安全</w:t></w:r></w:p></w:tc><w:tc><w:tcPr><w:tcW w:type="dxa" w:w="3000"/><w:tcBorders><w:top w:val="single" w:color="CCCCCC" w:sz="1"/><w:left w:val="single" w:color="CCCCCC" w:sz="1"/><w:bottom w:val="single" w:color="CCCCCC" w:sz="1"/><w:right w:val="single" w:color="CCCCCC" w:sz="1"/></w:tcBorders><w:shd w:fill="FFFFFF" w:val="clear"/><w:tcMar><w:top w:type="dxa" w:w="60"/><w:left w:type="dxa" w:w="100"/><w:bottom w:type="dxa" w:w="60"/><w:right w:type="dxa" w:w="100"/></w:tcMar></w:tcPr><w:p><w:pPr><w:jc w:val="left"/></w:pPr><w:r><w:rPr><w:rFonts w:ascii="Arial" w:eastAsia="Microsoft YaHei" w:hAnsi="Arial"/><w:b w:val="false"/><w:bCs w:val="false"/></w:rPr><w:t xml:space="preserve">部署密码曾明文</w:t></w:r></w:p></w:tc><w:tc><w:tcPr><w:tcW w:type="dxa" w:w="3000"/><w:tcBorders><w:top w:val="single" w:color="CCCCCC" w:sz="1"/><w:left w:val="single" w:color="CCCCCC" w:sz="1"/><w:bottom w:val="single" w:color="CCCCCC" w:sz="1"/><w:right w:val="single" w:color="CCCCCC" w:sz="1"/></w:tcBorders><w:shd w:fill="FFFFFF" w:val="clear"/><w:tcMar><w:top w:type="dxa" w:w="60"/><w:left w:type="dxa" w:w="100"/><w:bottom w:type="dxa" w:w="60"/><w:right w:type="dxa" w:w="100"/></w:tcMar></w:tcPr><w:p><w:pPr><w:jc w:val="left"/></w:pPr><w:r><w:rPr><w:rFonts w:ascii="Arial" w:eastAsia="Microsoft YaHei" w:hAnsi="Arial"/><w:b w:val="false"/><w:bCs w:val="false"/></w:rPr><w:t xml:space="preserve">稳定后改密、收敛 token</w:t></w:r></w:p></w:tc></w:tr></w:tbl><w:p><w:pPr><w:pStyle w:val="Heading1"/></w:pPr><w:r><w:rPr><w:rFonts w:ascii="Arial" w:eastAsia="Microsoft YaHei" w:hAnsi="Arial"/><w:b/><w:bCs/></w:rPr><w:t xml:space="preserve">附：关键事实速查</w:t></w:r></w:p><0/><w:sectPr><w:headerReference w:type="default" r:id="rId7"/><w:footerReference w:type="default" r:id="rId8"/><w:pgSz w:w="11906" w:h="16838" w:orient="portrait"/><w:pgMar w:top="1440" w:right="1440" w:bottom="1440" w:left="1440" w:header="708" w:footer="708" w:gutter="0"/><w:pgNumType/><w:docGrid w:linePitch="360"/></w:sectPr></w:body></w:document>
 </file>
 
 <file path=word/comments.xml><?xml version="1.0" encoding="utf-8"?>
